--- a/Khiếu nại/10-KN_CauHinh.docx
+++ b/Khiếu nại/10-KN_CauHinh.docx
@@ -1,9 +1,10 @@
 
 <file path=word/document.xml><?xml version="1.0" encoding="utf-8"?>
-<w:document xmlns:wpc="http://schemas.microsoft.com/office/word/2010/wordprocessingCanvas" xmlns:cx="http://schemas.microsoft.com/office/drawing/2014/chartex" xmlns:cx1="http://schemas.microsoft.com/office/drawing/2015/9/8/chartex" xmlns:cx2="http://schemas.microsoft.com/office/drawing/2015/10/21/chartex" xmlns:cx3="http://schemas.microsoft.com/office/drawing/2016/5/9/chartex" xmlns:cx4="http://schemas.microsoft.com/office/drawing/2016/5/10/chartex" xmlns:cx5="http://schemas.microsoft.com/office/drawing/2016/5/11/chartex" xmlns:cx6="http://schemas.microsoft.com/office/drawing/2016/5/12/chartex" xmlns:cx7="http://schemas.microsoft.com/office/drawing/2016/5/13/chartex" xmlns:cx8="http://schemas.microsoft.com/office/drawing/2016/5/14/chartex" xmlns:mc="http://schemas.openxmlformats.org/markup-compatibility/2006" xmlns:aink="http://schemas.microsoft.com/office/drawing/2016/ink" xmlns:am3d="http://schemas.microsoft.com/office/drawing/2017/model3d" xmlns:o="urn:schemas-microsoft-com:office:office" xmlns:oel="http://schemas.microsoft.com/office/2019/extlst" xmlns:r="http://schemas.openxmlformats.org/officeDocument/2006/relationships" xmlns:m="http://schemas.openxmlformats.org/officeDocument/2006/math" xmlns:v="urn:schemas-microsoft-com:vml" xmlns:wp14="http://schemas.microsoft.com/office/word/2010/wordprocessingDrawing" xmlns:wp="http://schemas.openxmlformats.org/drawingml/2006/wordprocessingDrawing" xmlns:w10="urn:schemas-microsoft-com:office:word" xmlns:w="http://schemas.openxmlformats.org/wordprocessingml/2006/main" xmlns:w14="http://schemas.microsoft.com/office/word/2010/wordml" xmlns:w15="http://schemas.microsoft.com/office/word/2012/wordml" xmlns:w16cex="http://schemas.microsoft.com/office/word/2018/wordml/cex" xmlns:w16cid="http://schemas.microsoft.com/office/word/2016/wordml/cid" xmlns:w16="http://schemas.microsoft.com/office/word/2018/wordml" xmlns:w16du="http://schemas.microsoft.com/office/word/2023/wordml/word16du" xmlns:w16sdtdh="http://schemas.microsoft.com/office/word/2020/wordml/sdtdatahash" xmlns:w16sdtfl="http://schemas.microsoft.com/office/word/2024/wordml/sdtformatlock" xmlns:w16se="http://schemas.microsoft.com/office/word/2015/wordml/symex" xmlns:wpg="http://schemas.microsoft.com/office/word/2010/wordprocessingGroup" xmlns:wpi="http://schemas.microsoft.com/office/word/2010/wordprocessingInk" xmlns:wne="http://schemas.microsoft.com/office/word/2006/wordml" xmlns:wps="http://schemas.microsoft.com/office/word/2010/wordprocessingShape" mc:Ignorable="w14 w15 w16se w16cid w16 w16cex w16sdtdh w16sdtfl w16du wp14">
+<w:document xmlns:wpc="http://schemas.microsoft.com/office/word/2010/wordprocessingCanvas" xmlns:cx="http://schemas.microsoft.com/office/drawing/2014/chartex" xmlns:cx1="http://schemas.microsoft.com/office/drawing/2015/9/8/chartex" xmlns:cx2="http://schemas.microsoft.com/office/drawing/2015/10/21/chartex" xmlns:cx3="http://schemas.microsoft.com/office/drawing/2016/5/9/chartex" xmlns:cx4="http://schemas.microsoft.com/office/drawing/2016/5/10/chartex" xmlns:cx5="http://schemas.microsoft.com/office/drawing/2016/5/11/chartex" xmlns:cx6="http://schemas.microsoft.com/office/drawing/2016/5/12/chartex" xmlns:cx7="http://schemas.microsoft.com/office/drawing/2016/5/13/chartex" xmlns:cx8="http://schemas.microsoft.com/office/drawing/2016/5/14/chartex" xmlns:mc="http://schemas.openxmlformats.org/markup-compatibility/2006" xmlns:aink="http://schemas.microsoft.com/office/drawing/2016/ink" xmlns:am3d="http://schemas.microsoft.com/office/drawing/2017/model3d" xmlns:o="urn:schemas-microsoft-com:office:office" xmlns:oel="http://schemas.microsoft.com/office/2019/extlst" xmlns:r="http://schemas.openxmlformats.org/officeDocument/2006/relationships" xmlns:m="http://schemas.openxmlformats.org/officeDocument/2006/math" xmlns:v="urn:schemas-microsoft-com:vml" xmlns:wp14="http://schemas.microsoft.com/office/word/2010/wordprocessingDrawing" xmlns:wp="http://schemas.openxmlformats.org/drawingml/2006/wordprocessingDrawing" xmlns:w10="urn:schemas-microsoft-com:office:word" xmlns:w="http://schemas.openxmlformats.org/wordprocessingml/2006/main" xmlns:w14="http://schemas.microsoft.com/office/word/2010/wordml" xmlns:w15="http://schemas.microsoft.com/office/word/2012/wordml" xmlns:w16cex="http://schemas.microsoft.com/office/word/2018/wordml/cex" xmlns:w16cid="http://schemas.microsoft.com/office/word/2016/wordml/cid" xmlns:w16="http://schemas.microsoft.com/office/word/2018/wordml" xmlns:w16sdtdh="http://schemas.microsoft.com/office/word/2020/wordml/sdtdatahash" xmlns:w16se="http://schemas.microsoft.com/office/word/2015/wordml/symex" xmlns:wpg="http://schemas.microsoft.com/office/word/2010/wordprocessingGroup" xmlns:wpi="http://schemas.microsoft.com/office/word/2010/wordprocessingInk" xmlns:wne="http://schemas.microsoft.com/office/word/2006/wordml" xmlns:wps="http://schemas.microsoft.com/office/word/2010/wordprocessingShape" mc:Ignorable="w14 w15 w16se w16cid w16 w16cex w16sdtdh wp14">
   <w:body>
     <w:p>
       <w:pPr>
+        <w:jc w:val="center"/>
         <w:rPr>
           <w:bCs/>
           <w:color w:val="000000"/>
@@ -37,7 +38,6 @@
       <w:pPr>
         <w:spacing w:before="120"/>
         <w:ind w:firstLine="720"/>
-        <w:jc w:val="both"/>
         <w:rPr>
           <w:bCs/>
           <w:color w:val="000000"/>
@@ -111,21 +111,23 @@
               </wp:anchor>
             </w:drawing>
           </mc:Choice>
-          <mc:Fallback>
+          <mc:Fallback xmlns:w16du="http://schemas.microsoft.com/office/word/2023/wordml/word16du" xmlns:w16sdtfl="http://schemas.microsoft.com/office/word/2024/wordml/sdtformatlock">
             <w:pict>
               <v:line w14:anchorId="5A02FDDB" id="Straight Connector 7" o:spid="_x0000_s1026" style="position:absolute;z-index:251677184;visibility:visible;mso-wrap-style:square;mso-width-percent:0;mso-height-percent:0;mso-wrap-distance-left:9pt;mso-wrap-distance-top:-3e-5mm;mso-wrap-distance-right:9pt;mso-wrap-distance-bottom:-3e-5mm;mso-position-horizontal:absolute;mso-position-horizontal-relative:text;mso-position-vertical:absolute;mso-position-vertical-relative:text;mso-width-percent:0;mso-height-percent:0;mso-width-relative:page;mso-height-relative:page" from="198pt,1.65pt" to="252pt,1.65pt" o:gfxdata="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"/>
             </w:pict>
           </mc:Fallback>
         </mc:AlternateContent>
       </w:r>
+      <w:proofErr w:type="spellStart"/>
       <w:r>
         <w:rPr>
           <w:bCs/>
           <w:color w:val="000000"/>
           <w:lang w:val="fr-FR"/>
         </w:rPr>
-        <w:t>Vào hồi</w:t>
-      </w:r>
+        <w:t>Vào</w:t>
+      </w:r>
+      <w:proofErr w:type="spellEnd"/>
       <w:r>
         <w:rPr>
           <w:bCs/>
@@ -134,17 +136,51 @@
         </w:rPr>
         <w:t xml:space="preserve"> </w:t>
       </w:r>
+      <w:proofErr w:type="spellStart"/>
       <w:r>
         <w:rPr>
           <w:bCs/>
           <w:color w:val="000000"/>
-        </w:rPr>
-        <w:t>[[GioBatDau]]</w:t>
-      </w:r>
+          <w:lang w:val="fr-FR"/>
+        </w:rPr>
+        <w:t>hồi</w:t>
+      </w:r>
+      <w:proofErr w:type="spellEnd"/>
       <w:r>
         <w:rPr>
           <w:bCs/>
           <w:color w:val="000000"/>
+          <w:lang w:val="fr-FR"/>
+        </w:rPr>
+        <w:t xml:space="preserve"> </w:t>
+      </w:r>
+      <w:r>
+        <w:rPr>
+          <w:bCs/>
+          <w:color w:val="000000"/>
+        </w:rPr>
+        <w:t>[[</w:t>
+      </w:r>
+      <w:proofErr w:type="spellStart"/>
+      <w:r>
+        <w:rPr>
+          <w:bCs/>
+          <w:color w:val="000000"/>
+        </w:rPr>
+        <w:t>GioBatDau</w:t>
+      </w:r>
+      <w:proofErr w:type="spellEnd"/>
+      <w:r>
+        <w:rPr>
+          <w:bCs/>
+          <w:color w:val="000000"/>
+        </w:rPr>
+        <w:t>]]</w:t>
+      </w:r>
+      <w:r>
+        <w:rPr>
+          <w:bCs/>
+          <w:color w:val="000000"/>
         </w:rPr>
         <w:t>,</w:t>
       </w:r>
@@ -155,60 +191,435 @@
         </w:rPr>
         <w:t xml:space="preserve"> </w:t>
       </w:r>
+      <w:proofErr w:type="spellStart"/>
       <w:r>
         <w:rPr>
           <w:bCs/>
           <w:color w:val="000000"/>
           <w:lang w:val="fr-FR"/>
         </w:rPr>
-        <w:t xml:space="preserve">tại </w:t>
-      </w:r>
+        <w:t>tại</w:t>
+      </w:r>
+      <w:proofErr w:type="spellEnd"/>
       <w:r>
         <w:rPr>
           <w:bCs/>
           <w:color w:val="000000"/>
-        </w:rPr>
-        <w:t>[[DiaDiemLamViec]]</w:t>
+          <w:lang w:val="fr-FR"/>
+        </w:rPr>
+        <w:t xml:space="preserve"> </w:t>
       </w:r>
       <w:r>
         <w:rPr>
           <w:bCs/>
           <w:color w:val="000000"/>
-          <w:lang w:val="fr-FR"/>
-        </w:rPr>
-        <w:t xml:space="preserve"> </w:t>
-      </w:r>
+        </w:rPr>
+        <w:t>[[</w:t>
+      </w:r>
+      <w:proofErr w:type="spellStart"/>
       <w:r>
         <w:rPr>
           <w:bCs/>
           <w:color w:val="000000"/>
-          <w:lang w:val="fr-FR"/>
-        </w:rPr>
-        <w:t>(nơi Đoàn/Tổ xác minh làm việc với đối tượng xác minh), chúng tôi gồm:</w:t>
-      </w:r>
+        </w:rPr>
+        <w:t>DiaDiemLamViec</w:t>
+      </w:r>
+      <w:proofErr w:type="spellEnd"/>
+      <w:r>
+        <w:rPr>
+          <w:bCs/>
+          <w:color w:val="000000"/>
+        </w:rPr>
+        <w:t>]]</w:t>
+      </w:r>
+      <w:r>
+        <w:rPr>
+          <w:bCs/>
+          <w:color w:val="000000"/>
+          <w:lang w:val="fr-FR"/>
+        </w:rPr>
+        <w:t xml:space="preserve"> </w:t>
+      </w:r>
+      <w:r>
+        <w:rPr>
+          <w:bCs/>
+          <w:color w:val="000000"/>
+          <w:lang w:val="fr-FR"/>
+        </w:rPr>
+        <w:t>(</w:t>
+      </w:r>
+      <w:proofErr w:type="spellStart"/>
+      <w:r>
+        <w:rPr>
+          <w:bCs/>
+          <w:color w:val="000000"/>
+          <w:lang w:val="fr-FR"/>
+        </w:rPr>
+        <w:t>nơi</w:t>
+      </w:r>
+      <w:proofErr w:type="spellEnd"/>
+      <w:r>
+        <w:rPr>
+          <w:bCs/>
+          <w:color w:val="000000"/>
+          <w:lang w:val="fr-FR"/>
+        </w:rPr>
+        <w:t xml:space="preserve"> </w:t>
+      </w:r>
+      <w:proofErr w:type="spellStart"/>
+      <w:r>
+        <w:rPr>
+          <w:bCs/>
+          <w:color w:val="000000"/>
+          <w:lang w:val="fr-FR"/>
+        </w:rPr>
+        <w:t>Đoàn</w:t>
+      </w:r>
+      <w:proofErr w:type="spellEnd"/>
+      <w:r>
+        <w:rPr>
+          <w:bCs/>
+          <w:color w:val="000000"/>
+          <w:lang w:val="fr-FR"/>
+        </w:rPr>
+        <w:t>/</w:t>
+      </w:r>
+      <w:proofErr w:type="spellStart"/>
+      <w:r>
+        <w:rPr>
+          <w:bCs/>
+          <w:color w:val="000000"/>
+          <w:lang w:val="fr-FR"/>
+        </w:rPr>
+        <w:t>Tổ</w:t>
+      </w:r>
+      <w:proofErr w:type="spellEnd"/>
+      <w:r>
+        <w:rPr>
+          <w:bCs/>
+          <w:color w:val="000000"/>
+          <w:lang w:val="fr-FR"/>
+        </w:rPr>
+        <w:t xml:space="preserve"> </w:t>
+      </w:r>
+      <w:proofErr w:type="spellStart"/>
+      <w:r>
+        <w:rPr>
+          <w:bCs/>
+          <w:color w:val="000000"/>
+          <w:lang w:val="fr-FR"/>
+        </w:rPr>
+        <w:t>xác</w:t>
+      </w:r>
+      <w:proofErr w:type="spellEnd"/>
+      <w:r>
+        <w:rPr>
+          <w:bCs/>
+          <w:color w:val="000000"/>
+          <w:lang w:val="fr-FR"/>
+        </w:rPr>
+        <w:t xml:space="preserve"> </w:t>
+      </w:r>
+      <w:proofErr w:type="spellStart"/>
+      <w:r>
+        <w:rPr>
+          <w:bCs/>
+          <w:color w:val="000000"/>
+          <w:lang w:val="fr-FR"/>
+        </w:rPr>
+        <w:t>minh</w:t>
+      </w:r>
+      <w:proofErr w:type="spellEnd"/>
+      <w:r>
+        <w:rPr>
+          <w:bCs/>
+          <w:color w:val="000000"/>
+          <w:lang w:val="fr-FR"/>
+        </w:rPr>
+        <w:t xml:space="preserve"> </w:t>
+      </w:r>
+      <w:proofErr w:type="spellStart"/>
+      <w:r>
+        <w:rPr>
+          <w:bCs/>
+          <w:color w:val="000000"/>
+          <w:lang w:val="fr-FR"/>
+        </w:rPr>
+        <w:t>làm</w:t>
+      </w:r>
+      <w:proofErr w:type="spellEnd"/>
+      <w:r>
+        <w:rPr>
+          <w:bCs/>
+          <w:color w:val="000000"/>
+          <w:lang w:val="fr-FR"/>
+        </w:rPr>
+        <w:t xml:space="preserve"> </w:t>
+      </w:r>
+      <w:proofErr w:type="spellStart"/>
+      <w:r>
+        <w:rPr>
+          <w:bCs/>
+          <w:color w:val="000000"/>
+          <w:lang w:val="fr-FR"/>
+        </w:rPr>
+        <w:t>việc</w:t>
+      </w:r>
+      <w:proofErr w:type="spellEnd"/>
+      <w:r>
+        <w:rPr>
+          <w:bCs/>
+          <w:color w:val="000000"/>
+          <w:lang w:val="fr-FR"/>
+        </w:rPr>
+        <w:t xml:space="preserve"> </w:t>
+      </w:r>
+      <w:proofErr w:type="spellStart"/>
+      <w:r>
+        <w:rPr>
+          <w:bCs/>
+          <w:color w:val="000000"/>
+          <w:lang w:val="fr-FR"/>
+        </w:rPr>
+        <w:t>với</w:t>
+      </w:r>
+      <w:proofErr w:type="spellEnd"/>
+      <w:r>
+        <w:rPr>
+          <w:bCs/>
+          <w:color w:val="000000"/>
+          <w:lang w:val="fr-FR"/>
+        </w:rPr>
+        <w:t xml:space="preserve"> </w:t>
+      </w:r>
+      <w:proofErr w:type="spellStart"/>
+      <w:r>
+        <w:rPr>
+          <w:bCs/>
+          <w:color w:val="000000"/>
+          <w:lang w:val="fr-FR"/>
+        </w:rPr>
+        <w:t>đối</w:t>
+      </w:r>
+      <w:proofErr w:type="spellEnd"/>
+      <w:r>
+        <w:rPr>
+          <w:bCs/>
+          <w:color w:val="000000"/>
+          <w:lang w:val="fr-FR"/>
+        </w:rPr>
+        <w:t xml:space="preserve"> </w:t>
+      </w:r>
+      <w:proofErr w:type="spellStart"/>
+      <w:r>
+        <w:rPr>
+          <w:bCs/>
+          <w:color w:val="000000"/>
+          <w:lang w:val="fr-FR"/>
+        </w:rPr>
+        <w:t>tượng</w:t>
+      </w:r>
+      <w:proofErr w:type="spellEnd"/>
+      <w:r>
+        <w:rPr>
+          <w:bCs/>
+          <w:color w:val="000000"/>
+          <w:lang w:val="fr-FR"/>
+        </w:rPr>
+        <w:t xml:space="preserve"> </w:t>
+      </w:r>
+      <w:proofErr w:type="spellStart"/>
+      <w:r>
+        <w:rPr>
+          <w:bCs/>
+          <w:color w:val="000000"/>
+          <w:lang w:val="fr-FR"/>
+        </w:rPr>
+        <w:t>xác</w:t>
+      </w:r>
+      <w:proofErr w:type="spellEnd"/>
+      <w:r>
+        <w:rPr>
+          <w:bCs/>
+          <w:color w:val="000000"/>
+          <w:lang w:val="fr-FR"/>
+        </w:rPr>
+        <w:t xml:space="preserve"> </w:t>
+      </w:r>
+      <w:proofErr w:type="spellStart"/>
+      <w:r>
+        <w:rPr>
+          <w:bCs/>
+          <w:color w:val="000000"/>
+          <w:lang w:val="fr-FR"/>
+        </w:rPr>
+        <w:t>minh</w:t>
+      </w:r>
+      <w:proofErr w:type="spellEnd"/>
+      <w:r>
+        <w:rPr>
+          <w:bCs/>
+          <w:color w:val="000000"/>
+          <w:lang w:val="fr-FR"/>
+        </w:rPr>
+        <w:t xml:space="preserve">), </w:t>
+      </w:r>
+      <w:proofErr w:type="spellStart"/>
+      <w:r>
+        <w:rPr>
+          <w:bCs/>
+          <w:color w:val="000000"/>
+          <w:lang w:val="fr-FR"/>
+        </w:rPr>
+        <w:t>chúng</w:t>
+      </w:r>
+      <w:proofErr w:type="spellEnd"/>
+      <w:r>
+        <w:rPr>
+          <w:bCs/>
+          <w:color w:val="000000"/>
+          <w:lang w:val="fr-FR"/>
+        </w:rPr>
+        <w:t xml:space="preserve"> </w:t>
+      </w:r>
+      <w:proofErr w:type="spellStart"/>
+      <w:r>
+        <w:rPr>
+          <w:bCs/>
+          <w:color w:val="000000"/>
+          <w:lang w:val="fr-FR"/>
+        </w:rPr>
+        <w:t>tôi</w:t>
+      </w:r>
+      <w:proofErr w:type="spellEnd"/>
+      <w:r>
+        <w:rPr>
+          <w:bCs/>
+          <w:color w:val="000000"/>
+          <w:lang w:val="fr-FR"/>
+        </w:rPr>
+        <w:t xml:space="preserve"> </w:t>
+      </w:r>
+      <w:proofErr w:type="spellStart"/>
+      <w:proofErr w:type="gramStart"/>
+      <w:r>
+        <w:rPr>
+          <w:bCs/>
+          <w:color w:val="000000"/>
+          <w:lang w:val="fr-FR"/>
+        </w:rPr>
+        <w:t>gồm</w:t>
+      </w:r>
+      <w:proofErr w:type="spellEnd"/>
+      <w:r>
+        <w:rPr>
+          <w:bCs/>
+          <w:color w:val="000000"/>
+          <w:lang w:val="fr-FR"/>
+        </w:rPr>
+        <w:t>:</w:t>
+      </w:r>
+      <w:proofErr w:type="gramEnd"/>
     </w:p>
     <w:p>
       <w:pPr>
-        <w:pStyle w:val="Heading4"/>
         <w:ind w:firstLine="720"/>
-        <w:jc w:val="both"/>
-        <w:rPr>
+        <w:rPr>
+          <w:b/>
           <w:bCs/>
           <w:iCs/>
           <w:color w:val="000000"/>
-          <w:sz w:val="28"/>
-          <w:szCs w:val="28"/>
-          <w:lang w:val="fr-FR"/>
-        </w:rPr>
-      </w:pPr>
-      <w:r>
-        <w:rPr>
-          <w:color w:val="000000"/>
-          <w:sz w:val="28"/>
-          <w:szCs w:val="28"/>
-          <w:lang w:val="fr-FR"/>
-        </w:rPr>
-        <w:t xml:space="preserve">1. Đoàn/Tổ xác minh </w:t>
+          <w:lang w:val="fr-FR"/>
+        </w:rPr>
+      </w:pPr>
+      <w:r>
+        <w:rPr>
+          <w:b/>
+          <w:bCs/>
+          <w:color w:val="000000"/>
+          <w:lang w:val="fr-FR"/>
+        </w:rPr>
+        <w:t xml:space="preserve">1. </w:t>
+      </w:r>
+      <w:proofErr w:type="spellStart"/>
+      <w:r>
+        <w:rPr>
+          <w:b/>
+          <w:bCs/>
+          <w:color w:val="000000"/>
+          <w:lang w:val="fr-FR"/>
+        </w:rPr>
+        <w:t>Đoàn</w:t>
+      </w:r>
+      <w:proofErr w:type="spellEnd"/>
+      <w:r>
+        <w:rPr>
+          <w:b/>
+          <w:bCs/>
+          <w:color w:val="000000"/>
+          <w:lang w:val="fr-FR"/>
+        </w:rPr>
+        <w:t>/</w:t>
+      </w:r>
+      <w:proofErr w:type="spellStart"/>
+      <w:r>
+        <w:rPr>
+          <w:b/>
+          <w:bCs/>
+          <w:color w:val="000000"/>
+          <w:lang w:val="fr-FR"/>
+        </w:rPr>
+        <w:t>Tổ</w:t>
+      </w:r>
+      <w:proofErr w:type="spellEnd"/>
+      <w:r>
+        <w:rPr>
+          <w:b/>
+          <w:bCs/>
+          <w:color w:val="000000"/>
+          <w:lang w:val="fr-FR"/>
+        </w:rPr>
+        <w:t xml:space="preserve"> </w:t>
+      </w:r>
+      <w:proofErr w:type="spellStart"/>
+      <w:r>
+        <w:rPr>
+          <w:b/>
+          <w:bCs/>
+          <w:color w:val="000000"/>
+          <w:lang w:val="fr-FR"/>
+        </w:rPr>
+        <w:t>xác</w:t>
+      </w:r>
+      <w:proofErr w:type="spellEnd"/>
+      <w:r>
+        <w:rPr>
+          <w:b/>
+          <w:bCs/>
+          <w:color w:val="000000"/>
+          <w:lang w:val="fr-FR"/>
+        </w:rPr>
+        <w:t xml:space="preserve"> </w:t>
+      </w:r>
+      <w:proofErr w:type="spellStart"/>
+      <w:r>
+        <w:rPr>
+          <w:b/>
+          <w:bCs/>
+          <w:color w:val="000000"/>
+          <w:lang w:val="fr-FR"/>
+        </w:rPr>
+        <w:t>minh</w:t>
+      </w:r>
+      <w:proofErr w:type="spellEnd"/>
+      <w:r>
+        <w:rPr>
+          <w:b/>
+          <w:bCs/>
+          <w:color w:val="000000"/>
+          <w:lang w:val="fr-FR"/>
+        </w:rPr>
+        <w:t xml:space="preserve"> </w:t>
       </w:r>
     </w:p>
     <w:p>
@@ -238,8 +649,9 @@
           <w:szCs w:val="28"/>
           <w:lang w:val="fr-FR"/>
         </w:rPr>
-        <w:t xml:space="preserve"> Đồng ch</w:t>
-      </w:r>
+        <w:t xml:space="preserve"> </w:t>
+      </w:r>
+      <w:proofErr w:type="spellStart"/>
       <w:r>
         <w:rPr>
           <w:rFonts w:ascii="Times New Roman" w:hAnsi="Times New Roman"/>
@@ -247,23 +659,27 @@
           <w:szCs w:val="28"/>
           <w:lang w:val="fr-FR"/>
         </w:rPr>
-        <w:t xml:space="preserve">í </w:t>
-      </w:r>
+        <w:t>Đồng</w:t>
+      </w:r>
+      <w:proofErr w:type="spellEnd"/>
       <w:r>
         <w:rPr>
           <w:rFonts w:ascii="Times New Roman" w:hAnsi="Times New Roman"/>
           <w:color w:val="000000"/>
           <w:szCs w:val="28"/>
-        </w:rPr>
-        <w:t>[[HoTenTruongDoan]]</w:t>
-      </w:r>
+          <w:lang w:val="fr-FR"/>
+        </w:rPr>
+        <w:t xml:space="preserve"> </w:t>
+      </w:r>
+      <w:proofErr w:type="spellStart"/>
       <w:r>
         <w:rPr>
           <w:rFonts w:ascii="Times New Roman" w:hAnsi="Times New Roman"/>
           <w:color w:val="000000"/>
           <w:szCs w:val="28"/>
-        </w:rPr>
-        <w:t xml:space="preserve"> </w:t>
+          <w:lang w:val="fr-FR"/>
+        </w:rPr>
+        <w:t>ch</w:t>
       </w:r>
       <w:r>
         <w:rPr>
@@ -272,15 +688,17 @@
           <w:szCs w:val="28"/>
           <w:lang w:val="fr-FR"/>
         </w:rPr>
-        <w:t xml:space="preserve">cấp bậc </w:t>
-      </w:r>
+        <w:t>í</w:t>
+      </w:r>
+      <w:proofErr w:type="spellEnd"/>
       <w:r>
         <w:rPr>
           <w:rFonts w:ascii="Times New Roman" w:hAnsi="Times New Roman"/>
           <w:color w:val="000000"/>
           <w:szCs w:val="28"/>
-        </w:rPr>
-        <w:t>[[CapBacTruongDoan]]</w:t>
+          <w:lang w:val="fr-FR"/>
+        </w:rPr>
+        <w:t xml:space="preserve"> </w:t>
       </w:r>
       <w:r>
         <w:rPr>
@@ -288,25 +706,25 @@
           <w:color w:val="000000"/>
           <w:szCs w:val="28"/>
         </w:rPr>
-        <w:t xml:space="preserve"> </w:t>
-      </w:r>
+        <w:t>[[</w:t>
+      </w:r>
+      <w:proofErr w:type="spellStart"/>
       <w:r>
         <w:rPr>
           <w:rFonts w:ascii="Times New Roman" w:hAnsi="Times New Roman"/>
           <w:color w:val="000000"/>
           <w:szCs w:val="28"/>
-          <w:lang w:val="fr-FR"/>
-        </w:rPr>
-        <w:t>chức vụ</w:t>
-      </w:r>
+        </w:rPr>
+        <w:t>HoTenTruongDoan</w:t>
+      </w:r>
+      <w:proofErr w:type="spellEnd"/>
       <w:r>
         <w:rPr>
           <w:rFonts w:ascii="Times New Roman" w:hAnsi="Times New Roman"/>
           <w:color w:val="000000"/>
           <w:szCs w:val="28"/>
-          <w:lang w:val="fr-FR"/>
-        </w:rPr>
-        <w:t xml:space="preserve"> </w:t>
+        </w:rPr>
+        <w:t>]]</w:t>
       </w:r>
       <w:r>
         <w:rPr>
@@ -314,16 +732,19 @@
           <w:color w:val="000000"/>
           <w:szCs w:val="28"/>
         </w:rPr>
-        <w:t>[[ChucVuTruongDoan]]</w:t>
-      </w:r>
+        <w:t xml:space="preserve"> </w:t>
+      </w:r>
+      <w:proofErr w:type="spellStart"/>
       <w:r>
         <w:rPr>
           <w:rFonts w:ascii="Times New Roman" w:hAnsi="Times New Roman"/>
           <w:color w:val="000000"/>
           <w:szCs w:val="28"/>
-        </w:rPr>
-        <w:t xml:space="preserve"> </w:t>
-      </w:r>
+          <w:lang w:val="fr-FR"/>
+        </w:rPr>
+        <w:t>cấp</w:t>
+      </w:r>
+      <w:proofErr w:type="spellEnd"/>
       <w:r>
         <w:rPr>
           <w:rFonts w:ascii="Times New Roman" w:hAnsi="Times New Roman"/>
@@ -331,13 +752,220 @@
           <w:szCs w:val="28"/>
           <w:lang w:val="fr-FR"/>
         </w:rPr>
-        <w:t>Trưởng đoàn/Tổ trưởng.</w:t>
+        <w:t xml:space="preserve"> </w:t>
+      </w:r>
+      <w:proofErr w:type="spellStart"/>
+      <w:r>
+        <w:rPr>
+          <w:rFonts w:ascii="Times New Roman" w:hAnsi="Times New Roman"/>
+          <w:color w:val="000000"/>
+          <w:szCs w:val="28"/>
+          <w:lang w:val="fr-FR"/>
+        </w:rPr>
+        <w:t>bậc</w:t>
+      </w:r>
+      <w:proofErr w:type="spellEnd"/>
+      <w:r>
+        <w:rPr>
+          <w:rFonts w:ascii="Times New Roman" w:hAnsi="Times New Roman"/>
+          <w:color w:val="000000"/>
+          <w:szCs w:val="28"/>
+          <w:lang w:val="fr-FR"/>
+        </w:rPr>
+        <w:t xml:space="preserve"> </w:t>
+      </w:r>
+      <w:r>
+        <w:rPr>
+          <w:rFonts w:ascii="Times New Roman" w:hAnsi="Times New Roman"/>
+          <w:color w:val="000000"/>
+          <w:szCs w:val="28"/>
+        </w:rPr>
+        <w:t>[[</w:t>
+      </w:r>
+      <w:proofErr w:type="spellStart"/>
+      <w:r>
+        <w:rPr>
+          <w:rFonts w:ascii="Times New Roman" w:hAnsi="Times New Roman"/>
+          <w:color w:val="000000"/>
+          <w:szCs w:val="28"/>
+        </w:rPr>
+        <w:t>CapBacTruongDoan</w:t>
+      </w:r>
+      <w:proofErr w:type="spellEnd"/>
+      <w:r>
+        <w:rPr>
+          <w:rFonts w:ascii="Times New Roman" w:hAnsi="Times New Roman"/>
+          <w:color w:val="000000"/>
+          <w:szCs w:val="28"/>
+        </w:rPr>
+        <w:t>]]</w:t>
+      </w:r>
+      <w:r>
+        <w:rPr>
+          <w:rFonts w:ascii="Times New Roman" w:hAnsi="Times New Roman"/>
+          <w:color w:val="000000"/>
+          <w:szCs w:val="28"/>
+        </w:rPr>
+        <w:t xml:space="preserve"> </w:t>
+      </w:r>
+      <w:proofErr w:type="spellStart"/>
+      <w:r>
+        <w:rPr>
+          <w:rFonts w:ascii="Times New Roman" w:hAnsi="Times New Roman"/>
+          <w:color w:val="000000"/>
+          <w:szCs w:val="28"/>
+          <w:lang w:val="fr-FR"/>
+        </w:rPr>
+        <w:t>chức</w:t>
+      </w:r>
+      <w:proofErr w:type="spellEnd"/>
+      <w:r>
+        <w:rPr>
+          <w:rFonts w:ascii="Times New Roman" w:hAnsi="Times New Roman"/>
+          <w:color w:val="000000"/>
+          <w:szCs w:val="28"/>
+          <w:lang w:val="fr-FR"/>
+        </w:rPr>
+        <w:t xml:space="preserve"> </w:t>
+      </w:r>
+      <w:proofErr w:type="spellStart"/>
+      <w:r>
+        <w:rPr>
+          <w:rFonts w:ascii="Times New Roman" w:hAnsi="Times New Roman"/>
+          <w:color w:val="000000"/>
+          <w:szCs w:val="28"/>
+          <w:lang w:val="fr-FR"/>
+        </w:rPr>
+        <w:t>vụ</w:t>
+      </w:r>
+      <w:proofErr w:type="spellEnd"/>
+      <w:r>
+        <w:rPr>
+          <w:rFonts w:ascii="Times New Roman" w:hAnsi="Times New Roman"/>
+          <w:color w:val="000000"/>
+          <w:szCs w:val="28"/>
+          <w:lang w:val="fr-FR"/>
+        </w:rPr>
+        <w:t xml:space="preserve"> </w:t>
+      </w:r>
+      <w:r>
+        <w:rPr>
+          <w:rFonts w:ascii="Times New Roman" w:hAnsi="Times New Roman"/>
+          <w:color w:val="000000"/>
+          <w:szCs w:val="28"/>
+        </w:rPr>
+        <w:t>[[</w:t>
+      </w:r>
+      <w:proofErr w:type="spellStart"/>
+      <w:r>
+        <w:rPr>
+          <w:rFonts w:ascii="Times New Roman" w:hAnsi="Times New Roman"/>
+          <w:color w:val="000000"/>
+          <w:szCs w:val="28"/>
+        </w:rPr>
+        <w:t>ChucVuTruongDoan</w:t>
+      </w:r>
+      <w:proofErr w:type="spellEnd"/>
+      <w:r>
+        <w:rPr>
+          <w:rFonts w:ascii="Times New Roman" w:hAnsi="Times New Roman"/>
+          <w:color w:val="000000"/>
+          <w:szCs w:val="28"/>
+        </w:rPr>
+        <w:t>]]</w:t>
+      </w:r>
+      <w:r>
+        <w:rPr>
+          <w:rFonts w:ascii="Times New Roman" w:hAnsi="Times New Roman"/>
+          <w:color w:val="000000"/>
+          <w:szCs w:val="28"/>
+        </w:rPr>
+        <w:t xml:space="preserve"> </w:t>
+      </w:r>
+      <w:proofErr w:type="spellStart"/>
+      <w:r>
+        <w:rPr>
+          <w:rFonts w:ascii="Times New Roman" w:hAnsi="Times New Roman"/>
+          <w:color w:val="000000"/>
+          <w:szCs w:val="28"/>
+          <w:lang w:val="fr-FR"/>
+        </w:rPr>
+        <w:t>Trưởng</w:t>
+      </w:r>
+      <w:proofErr w:type="spellEnd"/>
+      <w:r>
+        <w:rPr>
+          <w:rFonts w:ascii="Times New Roman" w:hAnsi="Times New Roman"/>
+          <w:color w:val="000000"/>
+          <w:szCs w:val="28"/>
+          <w:lang w:val="fr-FR"/>
+        </w:rPr>
+        <w:t xml:space="preserve"> </w:t>
+      </w:r>
+      <w:proofErr w:type="spellStart"/>
+      <w:r>
+        <w:rPr>
+          <w:rFonts w:ascii="Times New Roman" w:hAnsi="Times New Roman"/>
+          <w:color w:val="000000"/>
+          <w:szCs w:val="28"/>
+          <w:lang w:val="fr-FR"/>
+        </w:rPr>
+        <w:t>đoàn</w:t>
+      </w:r>
+      <w:proofErr w:type="spellEnd"/>
+      <w:r>
+        <w:rPr>
+          <w:rFonts w:ascii="Times New Roman" w:hAnsi="Times New Roman"/>
+          <w:color w:val="000000"/>
+          <w:szCs w:val="28"/>
+          <w:lang w:val="fr-FR"/>
+        </w:rPr>
+        <w:t>/</w:t>
+      </w:r>
+      <w:proofErr w:type="spellStart"/>
+      <w:r>
+        <w:rPr>
+          <w:rFonts w:ascii="Times New Roman" w:hAnsi="Times New Roman"/>
+          <w:color w:val="000000"/>
+          <w:szCs w:val="28"/>
+          <w:lang w:val="fr-FR"/>
+        </w:rPr>
+        <w:t>Tổ</w:t>
+      </w:r>
+      <w:proofErr w:type="spellEnd"/>
+      <w:r>
+        <w:rPr>
+          <w:rFonts w:ascii="Times New Roman" w:hAnsi="Times New Roman"/>
+          <w:color w:val="000000"/>
+          <w:szCs w:val="28"/>
+          <w:lang w:val="fr-FR"/>
+        </w:rPr>
+        <w:t xml:space="preserve"> </w:t>
+      </w:r>
+      <w:proofErr w:type="spellStart"/>
+      <w:r>
+        <w:rPr>
+          <w:rFonts w:ascii="Times New Roman" w:hAnsi="Times New Roman"/>
+          <w:color w:val="000000"/>
+          <w:szCs w:val="28"/>
+          <w:lang w:val="fr-FR"/>
+        </w:rPr>
+        <w:t>trưởng</w:t>
+      </w:r>
+      <w:proofErr w:type="spellEnd"/>
+      <w:r>
+        <w:rPr>
+          <w:rFonts w:ascii="Times New Roman" w:hAnsi="Times New Roman"/>
+          <w:color w:val="000000"/>
+          <w:szCs w:val="28"/>
+          <w:lang w:val="fr-FR"/>
+        </w:rPr>
+        <w:t>.</w:t>
       </w:r>
     </w:p>
     <w:p>
       <w:pPr>
         <w:ind w:firstLine="720"/>
-        <w:jc w:val="both"/>
         <w:rPr>
           <w:color w:val="000000"/>
           <w:lang w:val="fr-FR"/>
@@ -355,84 +983,211 @@
           <w:color w:val="000000"/>
           <w:lang w:val="fr-FR"/>
         </w:rPr>
-        <w:t xml:space="preserve"> Đồng chí </w:t>
-      </w:r>
-      <w:r>
-        <w:rPr>
-          <w:color w:val="000000"/>
-        </w:rPr>
-        <w:t>[[HoTenThanhVien]]</w:t>
-      </w:r>
-      <w:r>
-        <w:rPr>
-          <w:color w:val="000000"/>
-        </w:rPr>
-        <w:t xml:space="preserve"> </w:t>
-      </w:r>
-      <w:r>
-        <w:rPr>
-          <w:color w:val="000000"/>
-          <w:lang w:val="fr-FR"/>
-        </w:rPr>
-        <w:t>cấp bậc</w:t>
-      </w:r>
-      <w:r>
-        <w:rPr>
-          <w:color w:val="000000"/>
-          <w:lang w:val="fr-FR"/>
-        </w:rPr>
-        <w:t xml:space="preserve"> </w:t>
-      </w:r>
-      <w:r>
-        <w:rPr>
-          <w:color w:val="000000"/>
-        </w:rPr>
-        <w:t>[[CapBacThanhVien]]</w:t>
-      </w:r>
-      <w:r>
-        <w:rPr>
-          <w:color w:val="000000"/>
-        </w:rPr>
-        <w:t xml:space="preserve"> </w:t>
-      </w:r>
-      <w:r>
-        <w:rPr>
-          <w:color w:val="000000"/>
-          <w:lang w:val="fr-FR"/>
-        </w:rPr>
-        <w:t>chức vụ</w:t>
-      </w:r>
-      <w:r>
-        <w:rPr>
-          <w:color w:val="000000"/>
-          <w:lang w:val="fr-FR"/>
-        </w:rPr>
-        <w:t xml:space="preserve"> </w:t>
-      </w:r>
-      <w:r>
-        <w:rPr>
-          <w:color w:val="000000"/>
-        </w:rPr>
-        <w:t>[[ChucVuThanhVien]]</w:t>
-      </w:r>
-      <w:r>
-        <w:rPr>
-          <w:color w:val="000000"/>
-        </w:rPr>
-        <w:t xml:space="preserve"> </w:t>
-      </w:r>
-      <w:r>
-        <w:rPr>
-          <w:color w:val="000000"/>
-          <w:lang w:val="fr-FR"/>
-        </w:rPr>
-        <w:t>Thành viên</w:t>
-      </w:r>
+        <w:t xml:space="preserve"> </w:t>
+      </w:r>
+      <w:proofErr w:type="spellStart"/>
+      <w:r>
+        <w:rPr>
+          <w:color w:val="000000"/>
+          <w:lang w:val="fr-FR"/>
+        </w:rPr>
+        <w:t>Đồng</w:t>
+      </w:r>
+      <w:proofErr w:type="spellEnd"/>
+      <w:r>
+        <w:rPr>
+          <w:color w:val="000000"/>
+          <w:lang w:val="fr-FR"/>
+        </w:rPr>
+        <w:t xml:space="preserve"> </w:t>
+      </w:r>
+      <w:proofErr w:type="spellStart"/>
+      <w:r>
+        <w:rPr>
+          <w:color w:val="000000"/>
+          <w:lang w:val="fr-FR"/>
+        </w:rPr>
+        <w:t>chí</w:t>
+      </w:r>
+      <w:proofErr w:type="spellEnd"/>
+      <w:r>
+        <w:rPr>
+          <w:color w:val="000000"/>
+          <w:lang w:val="fr-FR"/>
+        </w:rPr>
+        <w:t xml:space="preserve"> </w:t>
+      </w:r>
+      <w:r>
+        <w:rPr>
+          <w:color w:val="000000"/>
+        </w:rPr>
+        <w:t>[[</w:t>
+      </w:r>
+      <w:proofErr w:type="spellStart"/>
+      <w:r>
+        <w:rPr>
+          <w:color w:val="000000"/>
+        </w:rPr>
+        <w:t>HoTenThanhVien</w:t>
+      </w:r>
+      <w:proofErr w:type="spellEnd"/>
+      <w:r>
+        <w:rPr>
+          <w:color w:val="000000"/>
+        </w:rPr>
+        <w:t>]]</w:t>
+      </w:r>
+      <w:r>
+        <w:rPr>
+          <w:color w:val="000000"/>
+        </w:rPr>
+        <w:t xml:space="preserve"> </w:t>
+      </w:r>
+      <w:proofErr w:type="spellStart"/>
+      <w:r>
+        <w:rPr>
+          <w:color w:val="000000"/>
+          <w:lang w:val="fr-FR"/>
+        </w:rPr>
+        <w:t>cấp</w:t>
+      </w:r>
+      <w:proofErr w:type="spellEnd"/>
+      <w:r>
+        <w:rPr>
+          <w:color w:val="000000"/>
+          <w:lang w:val="fr-FR"/>
+        </w:rPr>
+        <w:t xml:space="preserve"> </w:t>
+      </w:r>
+      <w:proofErr w:type="spellStart"/>
+      <w:r>
+        <w:rPr>
+          <w:color w:val="000000"/>
+          <w:lang w:val="fr-FR"/>
+        </w:rPr>
+        <w:t>bậc</w:t>
+      </w:r>
+      <w:proofErr w:type="spellEnd"/>
+      <w:r>
+        <w:rPr>
+          <w:color w:val="000000"/>
+          <w:lang w:val="fr-FR"/>
+        </w:rPr>
+        <w:t xml:space="preserve"> </w:t>
+      </w:r>
+      <w:r>
+        <w:rPr>
+          <w:color w:val="000000"/>
+        </w:rPr>
+        <w:t>[[</w:t>
+      </w:r>
+      <w:proofErr w:type="spellStart"/>
+      <w:r>
+        <w:rPr>
+          <w:color w:val="000000"/>
+        </w:rPr>
+        <w:t>CapBacThanhVien</w:t>
+      </w:r>
+      <w:proofErr w:type="spellEnd"/>
+      <w:r>
+        <w:rPr>
+          <w:color w:val="000000"/>
+        </w:rPr>
+        <w:t>]]</w:t>
+      </w:r>
+      <w:r>
+        <w:rPr>
+          <w:color w:val="000000"/>
+        </w:rPr>
+        <w:t xml:space="preserve"> </w:t>
+      </w:r>
+      <w:proofErr w:type="spellStart"/>
+      <w:r>
+        <w:rPr>
+          <w:color w:val="000000"/>
+          <w:lang w:val="fr-FR"/>
+        </w:rPr>
+        <w:t>chức</w:t>
+      </w:r>
+      <w:proofErr w:type="spellEnd"/>
+      <w:r>
+        <w:rPr>
+          <w:color w:val="000000"/>
+          <w:lang w:val="fr-FR"/>
+        </w:rPr>
+        <w:t xml:space="preserve"> </w:t>
+      </w:r>
+      <w:proofErr w:type="spellStart"/>
+      <w:r>
+        <w:rPr>
+          <w:color w:val="000000"/>
+          <w:lang w:val="fr-FR"/>
+        </w:rPr>
+        <w:t>vụ</w:t>
+      </w:r>
+      <w:proofErr w:type="spellEnd"/>
+      <w:r>
+        <w:rPr>
+          <w:color w:val="000000"/>
+          <w:lang w:val="fr-FR"/>
+        </w:rPr>
+        <w:t xml:space="preserve"> </w:t>
+      </w:r>
+      <w:r>
+        <w:rPr>
+          <w:color w:val="000000"/>
+        </w:rPr>
+        <w:t>[[</w:t>
+      </w:r>
+      <w:proofErr w:type="spellStart"/>
+      <w:r>
+        <w:rPr>
+          <w:color w:val="000000"/>
+        </w:rPr>
+        <w:t>ChucVuThanhVien</w:t>
+      </w:r>
+      <w:proofErr w:type="spellEnd"/>
+      <w:r>
+        <w:rPr>
+          <w:color w:val="000000"/>
+        </w:rPr>
+        <w:t>]]</w:t>
+      </w:r>
+      <w:r>
+        <w:rPr>
+          <w:color w:val="000000"/>
+        </w:rPr>
+        <w:t xml:space="preserve"> </w:t>
+      </w:r>
+      <w:proofErr w:type="spellStart"/>
+      <w:r>
+        <w:rPr>
+          <w:color w:val="000000"/>
+          <w:lang w:val="fr-FR"/>
+        </w:rPr>
+        <w:t>Thành</w:t>
+      </w:r>
+      <w:proofErr w:type="spellEnd"/>
+      <w:r>
+        <w:rPr>
+          <w:color w:val="000000"/>
+          <w:lang w:val="fr-FR"/>
+        </w:rPr>
+        <w:t xml:space="preserve"> </w:t>
+      </w:r>
+      <w:proofErr w:type="spellStart"/>
+      <w:r>
+        <w:rPr>
+          <w:color w:val="000000"/>
+          <w:lang w:val="fr-FR"/>
+        </w:rPr>
+        <w:t>viên</w:t>
+      </w:r>
+      <w:proofErr w:type="spellEnd"/>
     </w:p>
     <w:p>
       <w:pPr>
         <w:ind w:firstLine="720"/>
-        <w:jc w:val="both"/>
         <w:rPr>
           <w:b/>
           <w:color w:val="000000"/>
@@ -445,288 +1200,144 @@
           <w:color w:val="000000"/>
           <w:lang w:val="fr-FR"/>
         </w:rPr>
-        <w:t>2. Người làm việc</w:t>
-      </w:r>
+        <w:t xml:space="preserve">2. </w:t>
+      </w:r>
+      <w:proofErr w:type="spellStart"/>
       <w:r>
         <w:rPr>
           <w:b/>
           <w:color w:val="000000"/>
           <w:lang w:val="fr-FR"/>
         </w:rPr>
-        <w:t xml:space="preserve"> với Đoàn/Tổ xác minh</w:t>
-      </w:r>
-    </w:p>
-    <w:p>
-      <w:pPr>
-        <w:pStyle w:val="BodyTextIndent2"/>
-        <w:spacing w:after="0"/>
-        <w:ind w:firstLine="720"/>
-        <w:rPr>
-          <w:bCs w:val="0"/>
-          <w:i w:val="0"/>
-          <w:iCs w:val="0"/>
-          <w:color w:val="000000"/>
-          <w:sz w:val="28"/>
-          <w:szCs w:val="28"/>
-        </w:rPr>
-      </w:pPr>
-      <w:r>
-        <w:rPr>
-          <w:bCs w:val="0"/>
-          <w:i w:val="0"/>
-          <w:iCs w:val="0"/>
-          <w:color w:val="000000"/>
-          <w:sz w:val="28"/>
-          <w:szCs w:val="28"/>
-        </w:rPr>
-        <w:t>[[ThongTinNguoiLamViec]]</w:t>
-      </w:r>
-    </w:p>
-    <w:p>
-      <w:pPr>
-        <w:pStyle w:val="BodyTextIndent2"/>
-        <w:spacing w:after="0"/>
-        <w:ind w:firstLine="720"/>
+        <w:t>Người</w:t>
+      </w:r>
+      <w:proofErr w:type="spellEnd"/>
+      <w:r>
         <w:rPr>
           <w:b/>
-          <w:i w:val="0"/>
-          <w:color w:val="000000"/>
-          <w:sz w:val="28"/>
-          <w:szCs w:val="28"/>
-          <w:lang w:val="fr-FR"/>
-        </w:rPr>
-      </w:pPr>
+          <w:color w:val="000000"/>
+          <w:lang w:val="fr-FR"/>
+        </w:rPr>
+        <w:t xml:space="preserve"> </w:t>
+      </w:r>
+      <w:proofErr w:type="spellStart"/>
       <w:r>
         <w:rPr>
           <w:b/>
-          <w:i w:val="0"/>
-          <w:color w:val="000000"/>
-          <w:sz w:val="28"/>
-          <w:szCs w:val="28"/>
-          <w:lang w:val="fr-FR"/>
-        </w:rPr>
-        <w:t xml:space="preserve">3. </w:t>
-      </w:r>
+          <w:color w:val="000000"/>
+          <w:lang w:val="fr-FR"/>
+        </w:rPr>
+        <w:t>làm</w:t>
+      </w:r>
+      <w:proofErr w:type="spellEnd"/>
       <w:r>
         <w:rPr>
           <w:b/>
-          <w:i w:val="0"/>
-          <w:color w:val="000000"/>
-          <w:sz w:val="28"/>
-          <w:szCs w:val="28"/>
-          <w:lang w:val="fr-FR"/>
-        </w:rPr>
-        <w:t>Nội dung làm việc:</w:t>
-      </w:r>
-    </w:p>
-    <w:p>
-      <w:pPr>
-        <w:pStyle w:val="BodyTextIndent2"/>
-        <w:spacing w:after="0"/>
-        <w:ind w:firstLine="720"/>
-        <w:rPr>
-          <w:i w:val="0"/>
-          <w:color w:val="000000"/>
-          <w:sz w:val="28"/>
-          <w:szCs w:val="28"/>
-        </w:rPr>
-      </w:pPr>
-      <w:r>
-        <w:rPr>
-          <w:i w:val="0"/>
-          <w:color w:val="000000"/>
-          <w:sz w:val="28"/>
-          <w:szCs w:val="28"/>
-        </w:rPr>
-        <w:t>[[NoiDungLamViec]]</w:t>
-      </w:r>
-    </w:p>
-    <w:p>
-      <w:pPr>
-        <w:pStyle w:val="BodyTextIndent2"/>
-        <w:spacing w:after="0"/>
-        <w:ind w:firstLine="720"/>
+          <w:color w:val="000000"/>
+          <w:lang w:val="fr-FR"/>
+        </w:rPr>
+        <w:t xml:space="preserve"> </w:t>
+      </w:r>
+      <w:proofErr w:type="spellStart"/>
+      <w:r>
         <w:rPr>
           <w:b/>
-          <w:i w:val="0"/>
-          <w:color w:val="000000"/>
-          <w:sz w:val="28"/>
-          <w:szCs w:val="28"/>
-          <w:lang w:val="fr-FR"/>
-        </w:rPr>
-      </w:pPr>
+          <w:color w:val="000000"/>
+          <w:lang w:val="fr-FR"/>
+        </w:rPr>
+        <w:t>việc</w:t>
+      </w:r>
+      <w:proofErr w:type="spellEnd"/>
       <w:r>
         <w:rPr>
           <w:b/>
-          <w:i w:val="0"/>
-          <w:color w:val="000000"/>
-          <w:sz w:val="28"/>
-          <w:szCs w:val="28"/>
-          <w:lang w:val="fr-FR"/>
-        </w:rPr>
-        <w:t>4. Kết quả làm việc</w:t>
-      </w:r>
-    </w:p>
-    <w:p>
-      <w:pPr>
-        <w:pStyle w:val="BodyTextIndent2"/>
-        <w:spacing w:after="0"/>
-        <w:ind w:firstLine="720"/>
-        <w:rPr>
-          <w:i w:val="0"/>
-          <w:color w:val="000000"/>
-          <w:sz w:val="28"/>
-          <w:szCs w:val="28"/>
-        </w:rPr>
-      </w:pPr>
-      <w:r>
-        <w:rPr>
-          <w:i w:val="0"/>
-          <w:color w:val="000000"/>
-          <w:sz w:val="28"/>
-          <w:szCs w:val="28"/>
-        </w:rPr>
-        <w:t>[[KetQuaLamViec]]</w:t>
-      </w:r>
-    </w:p>
-    <w:p>
-      <w:pPr>
-        <w:pStyle w:val="BodyTextIndent2"/>
-        <w:spacing w:after="0"/>
-        <w:ind w:firstLine="720"/>
+          <w:color w:val="000000"/>
+          <w:lang w:val="fr-FR"/>
+        </w:rPr>
+        <w:t xml:space="preserve"> </w:t>
+      </w:r>
+      <w:proofErr w:type="spellStart"/>
+      <w:r>
         <w:rPr>
           <w:b/>
-          <w:i w:val="0"/>
-          <w:color w:val="000000"/>
-          <w:sz w:val="28"/>
-          <w:szCs w:val="28"/>
-          <w:lang w:val="fr-FR"/>
-        </w:rPr>
-      </w:pPr>
+          <w:color w:val="000000"/>
+          <w:lang w:val="fr-FR"/>
+        </w:rPr>
+        <w:t>với</w:t>
+      </w:r>
+      <w:proofErr w:type="spellEnd"/>
       <w:r>
         <w:rPr>
           <w:b/>
-          <w:i w:val="0"/>
-          <w:color w:val="000000"/>
-          <w:sz w:val="28"/>
-          <w:szCs w:val="28"/>
-          <w:lang w:val="fr-FR"/>
-        </w:rPr>
-        <w:t>5. Những nội dung khác có liên quan</w:t>
-      </w:r>
-    </w:p>
-    <w:p>
-      <w:pPr>
-        <w:pStyle w:val="BodyTextIndent2"/>
-        <w:spacing w:after="0"/>
-        <w:ind w:firstLine="720"/>
-        <w:rPr>
-          <w:i w:val="0"/>
-          <w:color w:val="000000"/>
-          <w:sz w:val="28"/>
-          <w:szCs w:val="28"/>
-        </w:rPr>
-      </w:pPr>
-      <w:r>
-        <w:rPr>
-          <w:i w:val="0"/>
-          <w:color w:val="000000"/>
-          <w:sz w:val="28"/>
-          <w:szCs w:val="28"/>
-        </w:rPr>
-        <w:t>[[NoiDungKhac]]</w:t>
-      </w:r>
-    </w:p>
-    <w:p>
-      <w:pPr>
-        <w:pStyle w:val="BodyTextIndent2"/>
-        <w:spacing w:after="0"/>
-        <w:ind w:firstLine="720"/>
-        <w:rPr>
-          <w:bCs w:val="0"/>
-          <w:i w:val="0"/>
-          <w:iCs w:val="0"/>
-          <w:color w:val="000000"/>
-          <w:sz w:val="28"/>
-          <w:szCs w:val="28"/>
-          <w:lang w:val="fr-FR"/>
-        </w:rPr>
-      </w:pPr>
-      <w:r>
-        <w:rPr>
-          <w:i w:val="0"/>
-          <w:color w:val="000000"/>
-          <w:sz w:val="28"/>
-          <w:szCs w:val="28"/>
-          <w:lang w:val="fr-FR"/>
-        </w:rPr>
-        <w:t xml:space="preserve">Buổi làm việc kết thúc hồi </w:t>
-      </w:r>
-      <w:r>
-        <w:rPr>
-          <w:i w:val="0"/>
-          <w:color w:val="000000"/>
-          <w:sz w:val="28"/>
-          <w:szCs w:val="28"/>
-        </w:rPr>
-        <w:t xml:space="preserve">[[GioKetThuc]] </w:t>
-      </w:r>
-      <w:r>
-        <w:rPr>
-          <w:i w:val="0"/>
-          <w:color w:val="000000"/>
-          <w:sz w:val="28"/>
-          <w:szCs w:val="28"/>
-          <w:lang w:val="fr-FR"/>
-        </w:rPr>
-        <w:t>cùng ngày.</w:t>
-      </w:r>
-    </w:p>
-    <w:p>
-      <w:pPr>
-        <w:pStyle w:val="BodyTextIndent2"/>
-        <w:spacing w:after="0"/>
-        <w:ind w:firstLine="720"/>
-        <w:rPr>
-          <w:bCs w:val="0"/>
-          <w:i w:val="0"/>
-          <w:iCs w:val="0"/>
-          <w:color w:val="000000"/>
-          <w:sz w:val="28"/>
-          <w:szCs w:val="28"/>
-          <w:lang w:val="fr-FR"/>
-        </w:rPr>
-      </w:pPr>
-      <w:r>
-        <w:rPr>
-          <w:i w:val="0"/>
-          <w:color w:val="000000"/>
-          <w:sz w:val="28"/>
-          <w:szCs w:val="28"/>
-          <w:lang w:val="fr-FR"/>
-        </w:rPr>
-        <w:t xml:space="preserve">Biên bản này đã được đọc cho những người cùng làm việc nghe và </w:t>
-      </w:r>
-      <w:r>
-        <w:rPr>
-          <w:i w:val="0"/>
-          <w:color w:val="000000"/>
-          <w:sz w:val="28"/>
-          <w:szCs w:val="28"/>
-          <w:lang w:val="fr-FR"/>
-        </w:rPr>
-        <w:t xml:space="preserve">ký tên </w:t>
-      </w:r>
-      <w:r>
-        <w:rPr>
-          <w:i w:val="0"/>
-          <w:color w:val="000000"/>
-          <w:sz w:val="28"/>
-          <w:szCs w:val="28"/>
-          <w:lang w:val="fr-FR"/>
-        </w:rPr>
-        <w:t xml:space="preserve">xác nhận dưới đây. </w:t>
-      </w:r>
+          <w:color w:val="000000"/>
+          <w:lang w:val="fr-FR"/>
+        </w:rPr>
+        <w:t xml:space="preserve"> </w:t>
+      </w:r>
+      <w:proofErr w:type="spellStart"/>
+      <w:r>
+        <w:rPr>
+          <w:b/>
+          <w:color w:val="000000"/>
+          <w:lang w:val="fr-FR"/>
+        </w:rPr>
+        <w:t>Đoàn</w:t>
+      </w:r>
+      <w:proofErr w:type="spellEnd"/>
+      <w:r>
+        <w:rPr>
+          <w:b/>
+          <w:color w:val="000000"/>
+          <w:lang w:val="fr-FR"/>
+        </w:rPr>
+        <w:t>/</w:t>
+      </w:r>
+      <w:proofErr w:type="spellStart"/>
+      <w:r>
+        <w:rPr>
+          <w:b/>
+          <w:color w:val="000000"/>
+          <w:lang w:val="fr-FR"/>
+        </w:rPr>
+        <w:t>Tổ</w:t>
+      </w:r>
+      <w:proofErr w:type="spellEnd"/>
+      <w:r>
+        <w:rPr>
+          <w:b/>
+          <w:color w:val="000000"/>
+          <w:lang w:val="fr-FR"/>
+        </w:rPr>
+        <w:t xml:space="preserve"> </w:t>
+      </w:r>
+      <w:proofErr w:type="spellStart"/>
+      <w:r>
+        <w:rPr>
+          <w:b/>
+          <w:color w:val="000000"/>
+          <w:lang w:val="fr-FR"/>
+        </w:rPr>
+        <w:t>xác</w:t>
+      </w:r>
+      <w:proofErr w:type="spellEnd"/>
+      <w:r>
+        <w:rPr>
+          <w:b/>
+          <w:color w:val="000000"/>
+          <w:lang w:val="fr-FR"/>
+        </w:rPr>
+        <w:t xml:space="preserve"> </w:t>
+      </w:r>
+      <w:proofErr w:type="spellStart"/>
+      <w:r>
+        <w:rPr>
+          <w:b/>
+          <w:color w:val="000000"/>
+          <w:lang w:val="fr-FR"/>
+        </w:rPr>
+        <w:t>minh</w:t>
+      </w:r>
+      <w:proofErr w:type="spellEnd"/>
     </w:p>
     <w:p>
       <w:pPr>
@@ -735,6 +1346,1286 @@
         <w:ind w:firstLine="720"/>
         <w:jc w:val="left"/>
         <w:rPr>
+          <w:bCs w:val="0"/>
+          <w:i w:val="0"/>
+          <w:iCs w:val="0"/>
+          <w:color w:val="000000"/>
+          <w:sz w:val="28"/>
+          <w:szCs w:val="28"/>
+        </w:rPr>
+      </w:pPr>
+      <w:r>
+        <w:rPr>
+          <w:bCs w:val="0"/>
+          <w:i w:val="0"/>
+          <w:iCs w:val="0"/>
+          <w:color w:val="000000"/>
+          <w:sz w:val="28"/>
+          <w:szCs w:val="28"/>
+        </w:rPr>
+        <w:t>[[</w:t>
+      </w:r>
+      <w:proofErr w:type="spellStart"/>
+      <w:r>
+        <w:rPr>
+          <w:bCs w:val="0"/>
+          <w:i w:val="0"/>
+          <w:iCs w:val="0"/>
+          <w:color w:val="000000"/>
+          <w:sz w:val="28"/>
+          <w:szCs w:val="28"/>
+        </w:rPr>
+        <w:t>ThongTinNguoiLamViec</w:t>
+      </w:r>
+      <w:proofErr w:type="spellEnd"/>
+      <w:r>
+        <w:rPr>
+          <w:bCs w:val="0"/>
+          <w:i w:val="0"/>
+          <w:iCs w:val="0"/>
+          <w:color w:val="000000"/>
+          <w:sz w:val="28"/>
+          <w:szCs w:val="28"/>
+        </w:rPr>
+        <w:t>]]</w:t>
+      </w:r>
+    </w:p>
+    <w:p>
+      <w:pPr>
+        <w:pStyle w:val="BodyTextIndent2"/>
+        <w:spacing w:after="0"/>
+        <w:ind w:firstLine="720"/>
+        <w:jc w:val="left"/>
+        <w:rPr>
+          <w:b/>
+          <w:i w:val="0"/>
+          <w:color w:val="000000"/>
+          <w:sz w:val="28"/>
+          <w:szCs w:val="28"/>
+          <w:lang w:val="fr-FR"/>
+        </w:rPr>
+      </w:pPr>
+      <w:r>
+        <w:rPr>
+          <w:b/>
+          <w:i w:val="0"/>
+          <w:color w:val="000000"/>
+          <w:sz w:val="28"/>
+          <w:szCs w:val="28"/>
+          <w:lang w:val="fr-FR"/>
+        </w:rPr>
+        <w:t xml:space="preserve">3. </w:t>
+      </w:r>
+      <w:proofErr w:type="spellStart"/>
+      <w:r>
+        <w:rPr>
+          <w:b/>
+          <w:i w:val="0"/>
+          <w:color w:val="000000"/>
+          <w:sz w:val="28"/>
+          <w:szCs w:val="28"/>
+          <w:lang w:val="fr-FR"/>
+        </w:rPr>
+        <w:t>Nội</w:t>
+      </w:r>
+      <w:proofErr w:type="spellEnd"/>
+      <w:r>
+        <w:rPr>
+          <w:b/>
+          <w:i w:val="0"/>
+          <w:color w:val="000000"/>
+          <w:sz w:val="28"/>
+          <w:szCs w:val="28"/>
+          <w:lang w:val="fr-FR"/>
+        </w:rPr>
+        <w:t xml:space="preserve"> </w:t>
+      </w:r>
+      <w:proofErr w:type="spellStart"/>
+      <w:r>
+        <w:rPr>
+          <w:b/>
+          <w:i w:val="0"/>
+          <w:color w:val="000000"/>
+          <w:sz w:val="28"/>
+          <w:szCs w:val="28"/>
+          <w:lang w:val="fr-FR"/>
+        </w:rPr>
+        <w:t>dung</w:t>
+      </w:r>
+      <w:proofErr w:type="spellEnd"/>
+      <w:r>
+        <w:rPr>
+          <w:b/>
+          <w:i w:val="0"/>
+          <w:color w:val="000000"/>
+          <w:sz w:val="28"/>
+          <w:szCs w:val="28"/>
+          <w:lang w:val="fr-FR"/>
+        </w:rPr>
+        <w:t xml:space="preserve"> </w:t>
+      </w:r>
+      <w:proofErr w:type="spellStart"/>
+      <w:r>
+        <w:rPr>
+          <w:b/>
+          <w:i w:val="0"/>
+          <w:color w:val="000000"/>
+          <w:sz w:val="28"/>
+          <w:szCs w:val="28"/>
+          <w:lang w:val="fr-FR"/>
+        </w:rPr>
+        <w:t>làm</w:t>
+      </w:r>
+      <w:proofErr w:type="spellEnd"/>
+      <w:r>
+        <w:rPr>
+          <w:b/>
+          <w:i w:val="0"/>
+          <w:color w:val="000000"/>
+          <w:sz w:val="28"/>
+          <w:szCs w:val="28"/>
+          <w:lang w:val="fr-FR"/>
+        </w:rPr>
+        <w:t xml:space="preserve"> </w:t>
+      </w:r>
+      <w:proofErr w:type="spellStart"/>
+      <w:proofErr w:type="gramStart"/>
+      <w:r>
+        <w:rPr>
+          <w:b/>
+          <w:i w:val="0"/>
+          <w:color w:val="000000"/>
+          <w:sz w:val="28"/>
+          <w:szCs w:val="28"/>
+          <w:lang w:val="fr-FR"/>
+        </w:rPr>
+        <w:t>việc</w:t>
+      </w:r>
+      <w:proofErr w:type="spellEnd"/>
+      <w:r>
+        <w:rPr>
+          <w:b/>
+          <w:i w:val="0"/>
+          <w:color w:val="000000"/>
+          <w:sz w:val="28"/>
+          <w:szCs w:val="28"/>
+          <w:lang w:val="fr-FR"/>
+        </w:rPr>
+        <w:t>:</w:t>
+      </w:r>
+      <w:proofErr w:type="gramEnd"/>
+    </w:p>
+    <w:p>
+      <w:pPr>
+        <w:pStyle w:val="BodyTextIndent2"/>
+        <w:spacing w:after="0"/>
+        <w:ind w:firstLine="720"/>
+        <w:jc w:val="left"/>
+        <w:rPr>
+          <w:i w:val="0"/>
+          <w:color w:val="000000"/>
+          <w:sz w:val="28"/>
+          <w:szCs w:val="28"/>
+        </w:rPr>
+      </w:pPr>
+      <w:r>
+        <w:rPr>
+          <w:i w:val="0"/>
+          <w:color w:val="000000"/>
+          <w:sz w:val="28"/>
+          <w:szCs w:val="28"/>
+        </w:rPr>
+        <w:t>[[</w:t>
+      </w:r>
+      <w:proofErr w:type="spellStart"/>
+      <w:r>
+        <w:rPr>
+          <w:i w:val="0"/>
+          <w:color w:val="000000"/>
+          <w:sz w:val="28"/>
+          <w:szCs w:val="28"/>
+        </w:rPr>
+        <w:t>NoiDungLamViec</w:t>
+      </w:r>
+      <w:proofErr w:type="spellEnd"/>
+      <w:r>
+        <w:rPr>
+          <w:i w:val="0"/>
+          <w:color w:val="000000"/>
+          <w:sz w:val="28"/>
+          <w:szCs w:val="28"/>
+        </w:rPr>
+        <w:t>]]</w:t>
+      </w:r>
+    </w:p>
+    <w:p>
+      <w:pPr>
+        <w:pStyle w:val="BodyTextIndent2"/>
+        <w:spacing w:after="0"/>
+        <w:ind w:firstLine="720"/>
+        <w:jc w:val="left"/>
+        <w:rPr>
+          <w:b/>
+          <w:i w:val="0"/>
+          <w:color w:val="000000"/>
+          <w:sz w:val="28"/>
+          <w:szCs w:val="28"/>
+          <w:lang w:val="fr-FR"/>
+        </w:rPr>
+      </w:pPr>
+      <w:r>
+        <w:rPr>
+          <w:b/>
+          <w:i w:val="0"/>
+          <w:color w:val="000000"/>
+          <w:sz w:val="28"/>
+          <w:szCs w:val="28"/>
+          <w:lang w:val="fr-FR"/>
+        </w:rPr>
+        <w:t xml:space="preserve">4. </w:t>
+      </w:r>
+      <w:proofErr w:type="spellStart"/>
+      <w:r>
+        <w:rPr>
+          <w:b/>
+          <w:i w:val="0"/>
+          <w:color w:val="000000"/>
+          <w:sz w:val="28"/>
+          <w:szCs w:val="28"/>
+          <w:lang w:val="fr-FR"/>
+        </w:rPr>
+        <w:t>Kết</w:t>
+      </w:r>
+      <w:proofErr w:type="spellEnd"/>
+      <w:r>
+        <w:rPr>
+          <w:b/>
+          <w:i w:val="0"/>
+          <w:color w:val="000000"/>
+          <w:sz w:val="28"/>
+          <w:szCs w:val="28"/>
+          <w:lang w:val="fr-FR"/>
+        </w:rPr>
+        <w:t xml:space="preserve"> </w:t>
+      </w:r>
+      <w:proofErr w:type="spellStart"/>
+      <w:r>
+        <w:rPr>
+          <w:b/>
+          <w:i w:val="0"/>
+          <w:color w:val="000000"/>
+          <w:sz w:val="28"/>
+          <w:szCs w:val="28"/>
+          <w:lang w:val="fr-FR"/>
+        </w:rPr>
+        <w:t>quả</w:t>
+      </w:r>
+      <w:proofErr w:type="spellEnd"/>
+      <w:r>
+        <w:rPr>
+          <w:b/>
+          <w:i w:val="0"/>
+          <w:color w:val="000000"/>
+          <w:sz w:val="28"/>
+          <w:szCs w:val="28"/>
+          <w:lang w:val="fr-FR"/>
+        </w:rPr>
+        <w:t xml:space="preserve"> </w:t>
+      </w:r>
+      <w:proofErr w:type="spellStart"/>
+      <w:r>
+        <w:rPr>
+          <w:b/>
+          <w:i w:val="0"/>
+          <w:color w:val="000000"/>
+          <w:sz w:val="28"/>
+          <w:szCs w:val="28"/>
+          <w:lang w:val="fr-FR"/>
+        </w:rPr>
+        <w:t>làm</w:t>
+      </w:r>
+      <w:proofErr w:type="spellEnd"/>
+      <w:r>
+        <w:rPr>
+          <w:b/>
+          <w:i w:val="0"/>
+          <w:color w:val="000000"/>
+          <w:sz w:val="28"/>
+          <w:szCs w:val="28"/>
+          <w:lang w:val="fr-FR"/>
+        </w:rPr>
+        <w:t xml:space="preserve"> </w:t>
+      </w:r>
+      <w:proofErr w:type="spellStart"/>
+      <w:r>
+        <w:rPr>
+          <w:b/>
+          <w:i w:val="0"/>
+          <w:color w:val="000000"/>
+          <w:sz w:val="28"/>
+          <w:szCs w:val="28"/>
+          <w:lang w:val="fr-FR"/>
+        </w:rPr>
+        <w:t>việc</w:t>
+      </w:r>
+      <w:proofErr w:type="spellEnd"/>
+    </w:p>
+    <w:p>
+      <w:pPr>
+        <w:pStyle w:val="BodyTextIndent2"/>
+        <w:spacing w:after="0"/>
+        <w:ind w:firstLine="720"/>
+        <w:jc w:val="left"/>
+        <w:rPr>
+          <w:i w:val="0"/>
+          <w:color w:val="000000"/>
+          <w:sz w:val="28"/>
+          <w:szCs w:val="28"/>
+        </w:rPr>
+      </w:pPr>
+      <w:r>
+        <w:rPr>
+          <w:i w:val="0"/>
+          <w:color w:val="000000"/>
+          <w:sz w:val="28"/>
+          <w:szCs w:val="28"/>
+        </w:rPr>
+        <w:t>[[</w:t>
+      </w:r>
+      <w:proofErr w:type="spellStart"/>
+      <w:r>
+        <w:rPr>
+          <w:i w:val="0"/>
+          <w:color w:val="000000"/>
+          <w:sz w:val="28"/>
+          <w:szCs w:val="28"/>
+        </w:rPr>
+        <w:t>KetQuaLamViec</w:t>
+      </w:r>
+      <w:proofErr w:type="spellEnd"/>
+      <w:r>
+        <w:rPr>
+          <w:i w:val="0"/>
+          <w:color w:val="000000"/>
+          <w:sz w:val="28"/>
+          <w:szCs w:val="28"/>
+        </w:rPr>
+        <w:t>]]</w:t>
+      </w:r>
+    </w:p>
+    <w:p>
+      <w:pPr>
+        <w:pStyle w:val="BodyTextIndent2"/>
+        <w:spacing w:after="0"/>
+        <w:ind w:firstLine="720"/>
+        <w:jc w:val="left"/>
+        <w:rPr>
+          <w:b/>
+          <w:i w:val="0"/>
+          <w:color w:val="000000"/>
+          <w:sz w:val="28"/>
+          <w:szCs w:val="28"/>
+          <w:lang w:val="fr-FR"/>
+        </w:rPr>
+      </w:pPr>
+      <w:r>
+        <w:rPr>
+          <w:b/>
+          <w:i w:val="0"/>
+          <w:color w:val="000000"/>
+          <w:sz w:val="28"/>
+          <w:szCs w:val="28"/>
+          <w:lang w:val="fr-FR"/>
+        </w:rPr>
+        <w:t xml:space="preserve">5. </w:t>
+      </w:r>
+      <w:proofErr w:type="spellStart"/>
+      <w:r>
+        <w:rPr>
+          <w:b/>
+          <w:i w:val="0"/>
+          <w:color w:val="000000"/>
+          <w:sz w:val="28"/>
+          <w:szCs w:val="28"/>
+          <w:lang w:val="fr-FR"/>
+        </w:rPr>
+        <w:t>Những</w:t>
+      </w:r>
+      <w:proofErr w:type="spellEnd"/>
+      <w:r>
+        <w:rPr>
+          <w:b/>
+          <w:i w:val="0"/>
+          <w:color w:val="000000"/>
+          <w:sz w:val="28"/>
+          <w:szCs w:val="28"/>
+          <w:lang w:val="fr-FR"/>
+        </w:rPr>
+        <w:t xml:space="preserve"> </w:t>
+      </w:r>
+      <w:proofErr w:type="spellStart"/>
+      <w:r>
+        <w:rPr>
+          <w:b/>
+          <w:i w:val="0"/>
+          <w:color w:val="000000"/>
+          <w:sz w:val="28"/>
+          <w:szCs w:val="28"/>
+          <w:lang w:val="fr-FR"/>
+        </w:rPr>
+        <w:t>nội</w:t>
+      </w:r>
+      <w:proofErr w:type="spellEnd"/>
+      <w:r>
+        <w:rPr>
+          <w:b/>
+          <w:i w:val="0"/>
+          <w:color w:val="000000"/>
+          <w:sz w:val="28"/>
+          <w:szCs w:val="28"/>
+          <w:lang w:val="fr-FR"/>
+        </w:rPr>
+        <w:t xml:space="preserve"> </w:t>
+      </w:r>
+      <w:proofErr w:type="spellStart"/>
+      <w:r>
+        <w:rPr>
+          <w:b/>
+          <w:i w:val="0"/>
+          <w:color w:val="000000"/>
+          <w:sz w:val="28"/>
+          <w:szCs w:val="28"/>
+          <w:lang w:val="fr-FR"/>
+        </w:rPr>
+        <w:t>dung</w:t>
+      </w:r>
+      <w:proofErr w:type="spellEnd"/>
+      <w:r>
+        <w:rPr>
+          <w:b/>
+          <w:i w:val="0"/>
+          <w:color w:val="000000"/>
+          <w:sz w:val="28"/>
+          <w:szCs w:val="28"/>
+          <w:lang w:val="fr-FR"/>
+        </w:rPr>
+        <w:t xml:space="preserve"> </w:t>
+      </w:r>
+      <w:proofErr w:type="spellStart"/>
+      <w:r>
+        <w:rPr>
+          <w:b/>
+          <w:i w:val="0"/>
+          <w:color w:val="000000"/>
+          <w:sz w:val="28"/>
+          <w:szCs w:val="28"/>
+          <w:lang w:val="fr-FR"/>
+        </w:rPr>
+        <w:t>khác</w:t>
+      </w:r>
+      <w:proofErr w:type="spellEnd"/>
+      <w:r>
+        <w:rPr>
+          <w:b/>
+          <w:i w:val="0"/>
+          <w:color w:val="000000"/>
+          <w:sz w:val="28"/>
+          <w:szCs w:val="28"/>
+          <w:lang w:val="fr-FR"/>
+        </w:rPr>
+        <w:t xml:space="preserve"> </w:t>
+      </w:r>
+      <w:proofErr w:type="spellStart"/>
+      <w:r>
+        <w:rPr>
+          <w:b/>
+          <w:i w:val="0"/>
+          <w:color w:val="000000"/>
+          <w:sz w:val="28"/>
+          <w:szCs w:val="28"/>
+          <w:lang w:val="fr-FR"/>
+        </w:rPr>
+        <w:t>có</w:t>
+      </w:r>
+      <w:proofErr w:type="spellEnd"/>
+      <w:r>
+        <w:rPr>
+          <w:b/>
+          <w:i w:val="0"/>
+          <w:color w:val="000000"/>
+          <w:sz w:val="28"/>
+          <w:szCs w:val="28"/>
+          <w:lang w:val="fr-FR"/>
+        </w:rPr>
+        <w:t xml:space="preserve"> </w:t>
+      </w:r>
+      <w:proofErr w:type="spellStart"/>
+      <w:r>
+        <w:rPr>
+          <w:b/>
+          <w:i w:val="0"/>
+          <w:color w:val="000000"/>
+          <w:sz w:val="28"/>
+          <w:szCs w:val="28"/>
+          <w:lang w:val="fr-FR"/>
+        </w:rPr>
+        <w:t>liên</w:t>
+      </w:r>
+      <w:proofErr w:type="spellEnd"/>
+      <w:r>
+        <w:rPr>
+          <w:b/>
+          <w:i w:val="0"/>
+          <w:color w:val="000000"/>
+          <w:sz w:val="28"/>
+          <w:szCs w:val="28"/>
+          <w:lang w:val="fr-FR"/>
+        </w:rPr>
+        <w:t xml:space="preserve"> </w:t>
+      </w:r>
+      <w:proofErr w:type="spellStart"/>
+      <w:r>
+        <w:rPr>
+          <w:b/>
+          <w:i w:val="0"/>
+          <w:color w:val="000000"/>
+          <w:sz w:val="28"/>
+          <w:szCs w:val="28"/>
+          <w:lang w:val="fr-FR"/>
+        </w:rPr>
+        <w:t>quan</w:t>
+      </w:r>
+      <w:proofErr w:type="spellEnd"/>
+    </w:p>
+    <w:p>
+      <w:pPr>
+        <w:pStyle w:val="BodyTextIndent2"/>
+        <w:spacing w:after="0"/>
+        <w:ind w:firstLine="720"/>
+        <w:jc w:val="left"/>
+        <w:rPr>
+          <w:i w:val="0"/>
+          <w:color w:val="000000"/>
+          <w:sz w:val="28"/>
+          <w:szCs w:val="28"/>
+        </w:rPr>
+      </w:pPr>
+      <w:r>
+        <w:rPr>
+          <w:i w:val="0"/>
+          <w:color w:val="000000"/>
+          <w:sz w:val="28"/>
+          <w:szCs w:val="28"/>
+        </w:rPr>
+        <w:t>[[</w:t>
+      </w:r>
+      <w:proofErr w:type="spellStart"/>
+      <w:r>
+        <w:rPr>
+          <w:i w:val="0"/>
+          <w:color w:val="000000"/>
+          <w:sz w:val="28"/>
+          <w:szCs w:val="28"/>
+        </w:rPr>
+        <w:t>NoiDungKhac</w:t>
+      </w:r>
+      <w:proofErr w:type="spellEnd"/>
+      <w:r>
+        <w:rPr>
+          <w:i w:val="0"/>
+          <w:color w:val="000000"/>
+          <w:sz w:val="28"/>
+          <w:szCs w:val="28"/>
+        </w:rPr>
+        <w:t>]]</w:t>
+      </w:r>
+    </w:p>
+    <w:p>
+      <w:pPr>
+        <w:pStyle w:val="BodyTextIndent2"/>
+        <w:spacing w:after="0"/>
+        <w:ind w:firstLine="720"/>
+        <w:jc w:val="left"/>
+        <w:rPr>
+          <w:bCs w:val="0"/>
+          <w:i w:val="0"/>
+          <w:iCs w:val="0"/>
+          <w:color w:val="000000"/>
+          <w:sz w:val="28"/>
+          <w:szCs w:val="28"/>
+          <w:lang w:val="fr-FR"/>
+        </w:rPr>
+      </w:pPr>
+      <w:proofErr w:type="spellStart"/>
+      <w:r>
+        <w:rPr>
+          <w:i w:val="0"/>
+          <w:color w:val="000000"/>
+          <w:sz w:val="28"/>
+          <w:szCs w:val="28"/>
+          <w:lang w:val="fr-FR"/>
+        </w:rPr>
+        <w:t>Buổi</w:t>
+      </w:r>
+      <w:proofErr w:type="spellEnd"/>
+      <w:r>
+        <w:rPr>
+          <w:i w:val="0"/>
+          <w:color w:val="000000"/>
+          <w:sz w:val="28"/>
+          <w:szCs w:val="28"/>
+          <w:lang w:val="fr-FR"/>
+        </w:rPr>
+        <w:t xml:space="preserve"> </w:t>
+      </w:r>
+      <w:proofErr w:type="spellStart"/>
+      <w:r>
+        <w:rPr>
+          <w:i w:val="0"/>
+          <w:color w:val="000000"/>
+          <w:sz w:val="28"/>
+          <w:szCs w:val="28"/>
+          <w:lang w:val="fr-FR"/>
+        </w:rPr>
+        <w:t>làm</w:t>
+      </w:r>
+      <w:proofErr w:type="spellEnd"/>
+      <w:r>
+        <w:rPr>
+          <w:i w:val="0"/>
+          <w:color w:val="000000"/>
+          <w:sz w:val="28"/>
+          <w:szCs w:val="28"/>
+          <w:lang w:val="fr-FR"/>
+        </w:rPr>
+        <w:t xml:space="preserve"> </w:t>
+      </w:r>
+      <w:proofErr w:type="spellStart"/>
+      <w:r>
+        <w:rPr>
+          <w:i w:val="0"/>
+          <w:color w:val="000000"/>
+          <w:sz w:val="28"/>
+          <w:szCs w:val="28"/>
+          <w:lang w:val="fr-FR"/>
+        </w:rPr>
+        <w:t>việc</w:t>
+      </w:r>
+      <w:proofErr w:type="spellEnd"/>
+      <w:r>
+        <w:rPr>
+          <w:i w:val="0"/>
+          <w:color w:val="000000"/>
+          <w:sz w:val="28"/>
+          <w:szCs w:val="28"/>
+          <w:lang w:val="fr-FR"/>
+        </w:rPr>
+        <w:t xml:space="preserve"> </w:t>
+      </w:r>
+      <w:proofErr w:type="spellStart"/>
+      <w:r>
+        <w:rPr>
+          <w:i w:val="0"/>
+          <w:color w:val="000000"/>
+          <w:sz w:val="28"/>
+          <w:szCs w:val="28"/>
+          <w:lang w:val="fr-FR"/>
+        </w:rPr>
+        <w:t>kết</w:t>
+      </w:r>
+      <w:proofErr w:type="spellEnd"/>
+      <w:r>
+        <w:rPr>
+          <w:i w:val="0"/>
+          <w:color w:val="000000"/>
+          <w:sz w:val="28"/>
+          <w:szCs w:val="28"/>
+          <w:lang w:val="fr-FR"/>
+        </w:rPr>
+        <w:t xml:space="preserve"> </w:t>
+      </w:r>
+      <w:proofErr w:type="spellStart"/>
+      <w:r>
+        <w:rPr>
+          <w:i w:val="0"/>
+          <w:color w:val="000000"/>
+          <w:sz w:val="28"/>
+          <w:szCs w:val="28"/>
+          <w:lang w:val="fr-FR"/>
+        </w:rPr>
+        <w:t>thúc</w:t>
+      </w:r>
+      <w:proofErr w:type="spellEnd"/>
+      <w:r>
+        <w:rPr>
+          <w:i w:val="0"/>
+          <w:color w:val="000000"/>
+          <w:sz w:val="28"/>
+          <w:szCs w:val="28"/>
+          <w:lang w:val="fr-FR"/>
+        </w:rPr>
+        <w:t xml:space="preserve"> </w:t>
+      </w:r>
+      <w:proofErr w:type="spellStart"/>
+      <w:r>
+        <w:rPr>
+          <w:i w:val="0"/>
+          <w:color w:val="000000"/>
+          <w:sz w:val="28"/>
+          <w:szCs w:val="28"/>
+          <w:lang w:val="fr-FR"/>
+        </w:rPr>
+        <w:t>hồi</w:t>
+      </w:r>
+      <w:proofErr w:type="spellEnd"/>
+      <w:r>
+        <w:rPr>
+          <w:i w:val="0"/>
+          <w:color w:val="000000"/>
+          <w:sz w:val="28"/>
+          <w:szCs w:val="28"/>
+          <w:lang w:val="fr-FR"/>
+        </w:rPr>
+        <w:t xml:space="preserve"> </w:t>
+      </w:r>
+      <w:r>
+        <w:rPr>
+          <w:i w:val="0"/>
+          <w:color w:val="000000"/>
+          <w:sz w:val="28"/>
+          <w:szCs w:val="28"/>
+        </w:rPr>
+        <w:t>[[</w:t>
+      </w:r>
+      <w:proofErr w:type="spellStart"/>
+      <w:r>
+        <w:rPr>
+          <w:i w:val="0"/>
+          <w:color w:val="000000"/>
+          <w:sz w:val="28"/>
+          <w:szCs w:val="28"/>
+        </w:rPr>
+        <w:t>GioKetThuc</w:t>
+      </w:r>
+      <w:proofErr w:type="spellEnd"/>
+      <w:r>
+        <w:rPr>
+          <w:i w:val="0"/>
+          <w:color w:val="000000"/>
+          <w:sz w:val="28"/>
+          <w:szCs w:val="28"/>
+        </w:rPr>
+        <w:t xml:space="preserve">]] </w:t>
+      </w:r>
+      <w:proofErr w:type="spellStart"/>
+      <w:r>
+        <w:rPr>
+          <w:i w:val="0"/>
+          <w:color w:val="000000"/>
+          <w:sz w:val="28"/>
+          <w:szCs w:val="28"/>
+          <w:lang w:val="fr-FR"/>
+        </w:rPr>
+        <w:t>cùng</w:t>
+      </w:r>
+      <w:proofErr w:type="spellEnd"/>
+      <w:r>
+        <w:rPr>
+          <w:i w:val="0"/>
+          <w:color w:val="000000"/>
+          <w:sz w:val="28"/>
+          <w:szCs w:val="28"/>
+          <w:lang w:val="fr-FR"/>
+        </w:rPr>
+        <w:t xml:space="preserve"> </w:t>
+      </w:r>
+      <w:proofErr w:type="spellStart"/>
+      <w:r>
+        <w:rPr>
+          <w:i w:val="0"/>
+          <w:color w:val="000000"/>
+          <w:sz w:val="28"/>
+          <w:szCs w:val="28"/>
+          <w:lang w:val="fr-FR"/>
+        </w:rPr>
+        <w:t>ngày</w:t>
+      </w:r>
+      <w:proofErr w:type="spellEnd"/>
+      <w:r>
+        <w:rPr>
+          <w:i w:val="0"/>
+          <w:color w:val="000000"/>
+          <w:sz w:val="28"/>
+          <w:szCs w:val="28"/>
+          <w:lang w:val="fr-FR"/>
+        </w:rPr>
+        <w:t>.</w:t>
+      </w:r>
+    </w:p>
+    <w:p>
+      <w:pPr>
+        <w:pStyle w:val="BodyTextIndent2"/>
+        <w:spacing w:after="0"/>
+        <w:ind w:firstLine="720"/>
+        <w:jc w:val="left"/>
+        <w:rPr>
+          <w:bCs w:val="0"/>
+          <w:i w:val="0"/>
+          <w:iCs w:val="0"/>
+          <w:color w:val="000000"/>
+          <w:sz w:val="28"/>
+          <w:szCs w:val="28"/>
+          <w:lang w:val="fr-FR"/>
+        </w:rPr>
+      </w:pPr>
+      <w:proofErr w:type="spellStart"/>
+      <w:r>
+        <w:rPr>
+          <w:i w:val="0"/>
+          <w:color w:val="000000"/>
+          <w:sz w:val="28"/>
+          <w:szCs w:val="28"/>
+          <w:lang w:val="fr-FR"/>
+        </w:rPr>
+        <w:t>Biên</w:t>
+      </w:r>
+      <w:proofErr w:type="spellEnd"/>
+      <w:r>
+        <w:rPr>
+          <w:i w:val="0"/>
+          <w:color w:val="000000"/>
+          <w:sz w:val="28"/>
+          <w:szCs w:val="28"/>
+          <w:lang w:val="fr-FR"/>
+        </w:rPr>
+        <w:t xml:space="preserve"> </w:t>
+      </w:r>
+      <w:proofErr w:type="spellStart"/>
+      <w:r>
+        <w:rPr>
+          <w:i w:val="0"/>
+          <w:color w:val="000000"/>
+          <w:sz w:val="28"/>
+          <w:szCs w:val="28"/>
+          <w:lang w:val="fr-FR"/>
+        </w:rPr>
+        <w:t>bản</w:t>
+      </w:r>
+      <w:proofErr w:type="spellEnd"/>
+      <w:r>
+        <w:rPr>
+          <w:i w:val="0"/>
+          <w:color w:val="000000"/>
+          <w:sz w:val="28"/>
+          <w:szCs w:val="28"/>
+          <w:lang w:val="fr-FR"/>
+        </w:rPr>
+        <w:t xml:space="preserve"> </w:t>
+      </w:r>
+      <w:proofErr w:type="spellStart"/>
+      <w:r>
+        <w:rPr>
+          <w:i w:val="0"/>
+          <w:color w:val="000000"/>
+          <w:sz w:val="28"/>
+          <w:szCs w:val="28"/>
+          <w:lang w:val="fr-FR"/>
+        </w:rPr>
+        <w:t>này</w:t>
+      </w:r>
+      <w:proofErr w:type="spellEnd"/>
+      <w:r>
+        <w:rPr>
+          <w:i w:val="0"/>
+          <w:color w:val="000000"/>
+          <w:sz w:val="28"/>
+          <w:szCs w:val="28"/>
+          <w:lang w:val="fr-FR"/>
+        </w:rPr>
+        <w:t xml:space="preserve"> </w:t>
+      </w:r>
+      <w:proofErr w:type="spellStart"/>
+      <w:r>
+        <w:rPr>
+          <w:i w:val="0"/>
+          <w:color w:val="000000"/>
+          <w:sz w:val="28"/>
+          <w:szCs w:val="28"/>
+          <w:lang w:val="fr-FR"/>
+        </w:rPr>
+        <w:t>đã</w:t>
+      </w:r>
+      <w:proofErr w:type="spellEnd"/>
+      <w:r>
+        <w:rPr>
+          <w:i w:val="0"/>
+          <w:color w:val="000000"/>
+          <w:sz w:val="28"/>
+          <w:szCs w:val="28"/>
+          <w:lang w:val="fr-FR"/>
+        </w:rPr>
+        <w:t xml:space="preserve"> </w:t>
+      </w:r>
+      <w:proofErr w:type="spellStart"/>
+      <w:r>
+        <w:rPr>
+          <w:i w:val="0"/>
+          <w:color w:val="000000"/>
+          <w:sz w:val="28"/>
+          <w:szCs w:val="28"/>
+          <w:lang w:val="fr-FR"/>
+        </w:rPr>
+        <w:t>được</w:t>
+      </w:r>
+      <w:proofErr w:type="spellEnd"/>
+      <w:r>
+        <w:rPr>
+          <w:i w:val="0"/>
+          <w:color w:val="000000"/>
+          <w:sz w:val="28"/>
+          <w:szCs w:val="28"/>
+          <w:lang w:val="fr-FR"/>
+        </w:rPr>
+        <w:t xml:space="preserve"> </w:t>
+      </w:r>
+      <w:proofErr w:type="spellStart"/>
+      <w:r>
+        <w:rPr>
+          <w:i w:val="0"/>
+          <w:color w:val="000000"/>
+          <w:sz w:val="28"/>
+          <w:szCs w:val="28"/>
+          <w:lang w:val="fr-FR"/>
+        </w:rPr>
+        <w:t>đọc</w:t>
+      </w:r>
+      <w:proofErr w:type="spellEnd"/>
+      <w:r>
+        <w:rPr>
+          <w:i w:val="0"/>
+          <w:color w:val="000000"/>
+          <w:sz w:val="28"/>
+          <w:szCs w:val="28"/>
+          <w:lang w:val="fr-FR"/>
+        </w:rPr>
+        <w:t xml:space="preserve"> </w:t>
+      </w:r>
+      <w:proofErr w:type="spellStart"/>
+      <w:r>
+        <w:rPr>
+          <w:i w:val="0"/>
+          <w:color w:val="000000"/>
+          <w:sz w:val="28"/>
+          <w:szCs w:val="28"/>
+          <w:lang w:val="fr-FR"/>
+        </w:rPr>
+        <w:t>cho</w:t>
+      </w:r>
+      <w:proofErr w:type="spellEnd"/>
+      <w:r>
+        <w:rPr>
+          <w:i w:val="0"/>
+          <w:color w:val="000000"/>
+          <w:sz w:val="28"/>
+          <w:szCs w:val="28"/>
+          <w:lang w:val="fr-FR"/>
+        </w:rPr>
+        <w:t xml:space="preserve"> </w:t>
+      </w:r>
+      <w:proofErr w:type="spellStart"/>
+      <w:r>
+        <w:rPr>
+          <w:i w:val="0"/>
+          <w:color w:val="000000"/>
+          <w:sz w:val="28"/>
+          <w:szCs w:val="28"/>
+          <w:lang w:val="fr-FR"/>
+        </w:rPr>
+        <w:t>những</w:t>
+      </w:r>
+      <w:proofErr w:type="spellEnd"/>
+      <w:r>
+        <w:rPr>
+          <w:i w:val="0"/>
+          <w:color w:val="000000"/>
+          <w:sz w:val="28"/>
+          <w:szCs w:val="28"/>
+          <w:lang w:val="fr-FR"/>
+        </w:rPr>
+        <w:t xml:space="preserve"> </w:t>
+      </w:r>
+      <w:proofErr w:type="spellStart"/>
+      <w:r>
+        <w:rPr>
+          <w:i w:val="0"/>
+          <w:color w:val="000000"/>
+          <w:sz w:val="28"/>
+          <w:szCs w:val="28"/>
+          <w:lang w:val="fr-FR"/>
+        </w:rPr>
+        <w:t>người</w:t>
+      </w:r>
+      <w:proofErr w:type="spellEnd"/>
+      <w:r>
+        <w:rPr>
+          <w:i w:val="0"/>
+          <w:color w:val="000000"/>
+          <w:sz w:val="28"/>
+          <w:szCs w:val="28"/>
+          <w:lang w:val="fr-FR"/>
+        </w:rPr>
+        <w:t xml:space="preserve"> </w:t>
+      </w:r>
+      <w:proofErr w:type="spellStart"/>
+      <w:r>
+        <w:rPr>
+          <w:i w:val="0"/>
+          <w:color w:val="000000"/>
+          <w:sz w:val="28"/>
+          <w:szCs w:val="28"/>
+          <w:lang w:val="fr-FR"/>
+        </w:rPr>
+        <w:t>cùng</w:t>
+      </w:r>
+      <w:proofErr w:type="spellEnd"/>
+      <w:r>
+        <w:rPr>
+          <w:i w:val="0"/>
+          <w:color w:val="000000"/>
+          <w:sz w:val="28"/>
+          <w:szCs w:val="28"/>
+          <w:lang w:val="fr-FR"/>
+        </w:rPr>
+        <w:t xml:space="preserve"> </w:t>
+      </w:r>
+      <w:proofErr w:type="spellStart"/>
+      <w:r>
+        <w:rPr>
+          <w:i w:val="0"/>
+          <w:color w:val="000000"/>
+          <w:sz w:val="28"/>
+          <w:szCs w:val="28"/>
+          <w:lang w:val="fr-FR"/>
+        </w:rPr>
+        <w:t>làm</w:t>
+      </w:r>
+      <w:proofErr w:type="spellEnd"/>
+      <w:r>
+        <w:rPr>
+          <w:i w:val="0"/>
+          <w:color w:val="000000"/>
+          <w:sz w:val="28"/>
+          <w:szCs w:val="28"/>
+          <w:lang w:val="fr-FR"/>
+        </w:rPr>
+        <w:t xml:space="preserve"> </w:t>
+      </w:r>
+      <w:proofErr w:type="spellStart"/>
+      <w:r>
+        <w:rPr>
+          <w:i w:val="0"/>
+          <w:color w:val="000000"/>
+          <w:sz w:val="28"/>
+          <w:szCs w:val="28"/>
+          <w:lang w:val="fr-FR"/>
+        </w:rPr>
+        <w:t>việc</w:t>
+      </w:r>
+      <w:proofErr w:type="spellEnd"/>
+      <w:r>
+        <w:rPr>
+          <w:i w:val="0"/>
+          <w:color w:val="000000"/>
+          <w:sz w:val="28"/>
+          <w:szCs w:val="28"/>
+          <w:lang w:val="fr-FR"/>
+        </w:rPr>
+        <w:t xml:space="preserve"> </w:t>
+      </w:r>
+      <w:proofErr w:type="spellStart"/>
+      <w:r>
+        <w:rPr>
+          <w:i w:val="0"/>
+          <w:color w:val="000000"/>
+          <w:sz w:val="28"/>
+          <w:szCs w:val="28"/>
+          <w:lang w:val="fr-FR"/>
+        </w:rPr>
+        <w:t>nghe</w:t>
+      </w:r>
+      <w:proofErr w:type="spellEnd"/>
+      <w:r>
+        <w:rPr>
+          <w:i w:val="0"/>
+          <w:color w:val="000000"/>
+          <w:sz w:val="28"/>
+          <w:szCs w:val="28"/>
+          <w:lang w:val="fr-FR"/>
+        </w:rPr>
+        <w:t xml:space="preserve"> </w:t>
+      </w:r>
+      <w:proofErr w:type="spellStart"/>
+      <w:r>
+        <w:rPr>
+          <w:i w:val="0"/>
+          <w:color w:val="000000"/>
+          <w:sz w:val="28"/>
+          <w:szCs w:val="28"/>
+          <w:lang w:val="fr-FR"/>
+        </w:rPr>
+        <w:t>và</w:t>
+      </w:r>
+      <w:proofErr w:type="spellEnd"/>
+      <w:r>
+        <w:rPr>
+          <w:i w:val="0"/>
+          <w:color w:val="000000"/>
+          <w:sz w:val="28"/>
+          <w:szCs w:val="28"/>
+          <w:lang w:val="fr-FR"/>
+        </w:rPr>
+        <w:t xml:space="preserve"> </w:t>
+      </w:r>
+      <w:proofErr w:type="spellStart"/>
+      <w:r>
+        <w:rPr>
+          <w:i w:val="0"/>
+          <w:color w:val="000000"/>
+          <w:sz w:val="28"/>
+          <w:szCs w:val="28"/>
+          <w:lang w:val="fr-FR"/>
+        </w:rPr>
+        <w:t>ký</w:t>
+      </w:r>
+      <w:proofErr w:type="spellEnd"/>
+      <w:r>
+        <w:rPr>
+          <w:i w:val="0"/>
+          <w:color w:val="000000"/>
+          <w:sz w:val="28"/>
+          <w:szCs w:val="28"/>
+          <w:lang w:val="fr-FR"/>
+        </w:rPr>
+        <w:t xml:space="preserve"> </w:t>
+      </w:r>
+      <w:proofErr w:type="spellStart"/>
+      <w:r>
+        <w:rPr>
+          <w:i w:val="0"/>
+          <w:color w:val="000000"/>
+          <w:sz w:val="28"/>
+          <w:szCs w:val="28"/>
+          <w:lang w:val="fr-FR"/>
+        </w:rPr>
+        <w:t>tên</w:t>
+      </w:r>
+      <w:proofErr w:type="spellEnd"/>
+      <w:r>
+        <w:rPr>
+          <w:i w:val="0"/>
+          <w:color w:val="000000"/>
+          <w:sz w:val="28"/>
+          <w:szCs w:val="28"/>
+          <w:lang w:val="fr-FR"/>
+        </w:rPr>
+        <w:t xml:space="preserve"> </w:t>
+      </w:r>
+      <w:proofErr w:type="spellStart"/>
+      <w:r>
+        <w:rPr>
+          <w:i w:val="0"/>
+          <w:color w:val="000000"/>
+          <w:sz w:val="28"/>
+          <w:szCs w:val="28"/>
+          <w:lang w:val="fr-FR"/>
+        </w:rPr>
+        <w:t>xác</w:t>
+      </w:r>
+      <w:proofErr w:type="spellEnd"/>
+      <w:r>
+        <w:rPr>
+          <w:i w:val="0"/>
+          <w:color w:val="000000"/>
+          <w:sz w:val="28"/>
+          <w:szCs w:val="28"/>
+          <w:lang w:val="fr-FR"/>
+        </w:rPr>
+        <w:t xml:space="preserve"> </w:t>
+      </w:r>
+      <w:proofErr w:type="spellStart"/>
+      <w:r>
+        <w:rPr>
+          <w:i w:val="0"/>
+          <w:color w:val="000000"/>
+          <w:sz w:val="28"/>
+          <w:szCs w:val="28"/>
+          <w:lang w:val="fr-FR"/>
+        </w:rPr>
+        <w:t>nhận</w:t>
+      </w:r>
+      <w:proofErr w:type="spellEnd"/>
+      <w:r>
+        <w:rPr>
+          <w:i w:val="0"/>
+          <w:color w:val="000000"/>
+          <w:sz w:val="28"/>
+          <w:szCs w:val="28"/>
+          <w:lang w:val="fr-FR"/>
+        </w:rPr>
+        <w:t xml:space="preserve"> </w:t>
+      </w:r>
+      <w:proofErr w:type="spellStart"/>
+      <w:r>
+        <w:rPr>
+          <w:i w:val="0"/>
+          <w:color w:val="000000"/>
+          <w:sz w:val="28"/>
+          <w:szCs w:val="28"/>
+          <w:lang w:val="fr-FR"/>
+        </w:rPr>
+        <w:t>dưới</w:t>
+      </w:r>
+      <w:proofErr w:type="spellEnd"/>
+      <w:r>
+        <w:rPr>
+          <w:i w:val="0"/>
+          <w:color w:val="000000"/>
+          <w:sz w:val="28"/>
+          <w:szCs w:val="28"/>
+          <w:lang w:val="fr-FR"/>
+        </w:rPr>
+        <w:t xml:space="preserve"> </w:t>
+      </w:r>
+      <w:proofErr w:type="spellStart"/>
+      <w:r>
+        <w:rPr>
+          <w:i w:val="0"/>
+          <w:color w:val="000000"/>
+          <w:sz w:val="28"/>
+          <w:szCs w:val="28"/>
+          <w:lang w:val="fr-FR"/>
+        </w:rPr>
+        <w:t>đây</w:t>
+      </w:r>
+      <w:proofErr w:type="spellEnd"/>
+      <w:r>
+        <w:rPr>
+          <w:i w:val="0"/>
+          <w:color w:val="000000"/>
+          <w:sz w:val="28"/>
+          <w:szCs w:val="28"/>
+          <w:lang w:val="fr-FR"/>
+        </w:rPr>
+        <w:t xml:space="preserve">. </w:t>
+      </w:r>
+    </w:p>
+    <w:p>
+      <w:pPr>
+        <w:pStyle w:val="BodyTextIndent2"/>
+        <w:spacing w:after="0"/>
+        <w:ind w:firstLine="720"/>
+        <w:jc w:val="left"/>
+        <w:rPr>
           <w:i w:val="0"/>
           <w:color w:val="000000"/>
           <w:sz w:val="24"/>
@@ -742,45 +2633,277 @@
           <w:lang w:val="fr-FR"/>
         </w:rPr>
       </w:pPr>
-      <w:r>
-        <w:rPr>
-          <w:i w:val="0"/>
-          <w:color w:val="000000"/>
-          <w:sz w:val="28"/>
-          <w:szCs w:val="28"/>
-          <w:lang w:val="fr-FR"/>
-        </w:rPr>
-        <w:t xml:space="preserve">Biên bản được lập thành </w:t>
-      </w:r>
-      <w:r>
-        <w:rPr>
-          <w:i w:val="0"/>
-          <w:color w:val="000000"/>
-          <w:sz w:val="28"/>
-          <w:szCs w:val="28"/>
-          <w:lang w:val="fr-FR"/>
-        </w:rPr>
-        <w:t>[[SoBan]]</w:t>
-      </w:r>
-      <w:r>
-        <w:rPr>
-          <w:i w:val="0"/>
-          <w:color w:val="000000"/>
-          <w:sz w:val="28"/>
-          <w:szCs w:val="28"/>
-          <w:lang w:val="fr-FR"/>
-        </w:rPr>
-        <w:t xml:space="preserve"> bản và giao cho </w:t>
-      </w:r>
-      <w:r>
-        <w:rPr>
-          <w:i w:val="0"/>
-          <w:color w:val="000000"/>
-          <w:sz w:val="28"/>
-          <w:szCs w:val="28"/>
-          <w:lang w:val="fr-FR"/>
-        </w:rPr>
-        <w:t>[[NguoiNhanBanGiao]]</w:t>
+      <w:proofErr w:type="spellStart"/>
+      <w:r>
+        <w:rPr>
+          <w:i w:val="0"/>
+          <w:color w:val="000000"/>
+          <w:sz w:val="28"/>
+          <w:szCs w:val="28"/>
+          <w:lang w:val="fr-FR"/>
+        </w:rPr>
+        <w:t>Biên</w:t>
+      </w:r>
+      <w:proofErr w:type="spellEnd"/>
+      <w:r>
+        <w:rPr>
+          <w:i w:val="0"/>
+          <w:color w:val="000000"/>
+          <w:sz w:val="28"/>
+          <w:szCs w:val="28"/>
+          <w:lang w:val="fr-FR"/>
+        </w:rPr>
+        <w:t xml:space="preserve"> </w:t>
+      </w:r>
+      <w:proofErr w:type="spellStart"/>
+      <w:r>
+        <w:rPr>
+          <w:i w:val="0"/>
+          <w:color w:val="000000"/>
+          <w:sz w:val="28"/>
+          <w:szCs w:val="28"/>
+          <w:lang w:val="fr-FR"/>
+        </w:rPr>
+        <w:t>bản</w:t>
+      </w:r>
+      <w:proofErr w:type="spellEnd"/>
+      <w:r>
+        <w:rPr>
+          <w:i w:val="0"/>
+          <w:color w:val="000000"/>
+          <w:sz w:val="28"/>
+          <w:szCs w:val="28"/>
+          <w:lang w:val="fr-FR"/>
+        </w:rPr>
+        <w:t xml:space="preserve"> </w:t>
+      </w:r>
+      <w:proofErr w:type="spellStart"/>
+      <w:r>
+        <w:rPr>
+          <w:i w:val="0"/>
+          <w:color w:val="000000"/>
+          <w:sz w:val="28"/>
+          <w:szCs w:val="28"/>
+          <w:lang w:val="fr-FR"/>
+        </w:rPr>
+        <w:t>được</w:t>
+      </w:r>
+      <w:proofErr w:type="spellEnd"/>
+      <w:r>
+        <w:rPr>
+          <w:i w:val="0"/>
+          <w:color w:val="000000"/>
+          <w:sz w:val="28"/>
+          <w:szCs w:val="28"/>
+          <w:lang w:val="fr-FR"/>
+        </w:rPr>
+        <w:t xml:space="preserve"> </w:t>
+      </w:r>
+      <w:proofErr w:type="spellStart"/>
+      <w:r>
+        <w:rPr>
+          <w:i w:val="0"/>
+          <w:color w:val="000000"/>
+          <w:sz w:val="28"/>
+          <w:szCs w:val="28"/>
+          <w:lang w:val="fr-FR"/>
+        </w:rPr>
+        <w:t>lập</w:t>
+      </w:r>
+      <w:proofErr w:type="spellEnd"/>
+      <w:r>
+        <w:rPr>
+          <w:i w:val="0"/>
+          <w:color w:val="000000"/>
+          <w:sz w:val="28"/>
+          <w:szCs w:val="28"/>
+          <w:lang w:val="fr-FR"/>
+        </w:rPr>
+        <w:t xml:space="preserve"> </w:t>
+      </w:r>
+      <w:proofErr w:type="spellStart"/>
+      <w:r>
+        <w:rPr>
+          <w:i w:val="0"/>
+          <w:color w:val="000000"/>
+          <w:sz w:val="28"/>
+          <w:szCs w:val="28"/>
+          <w:lang w:val="fr-FR"/>
+        </w:rPr>
+        <w:t>thành</w:t>
+      </w:r>
+      <w:proofErr w:type="spellEnd"/>
+      <w:r>
+        <w:rPr>
+          <w:i w:val="0"/>
+          <w:color w:val="000000"/>
+          <w:sz w:val="28"/>
+          <w:szCs w:val="28"/>
+          <w:lang w:val="fr-FR"/>
+        </w:rPr>
+        <w:t xml:space="preserve"> </w:t>
+      </w:r>
+      <w:r>
+        <w:rPr>
+          <w:i w:val="0"/>
+          <w:color w:val="000000"/>
+          <w:sz w:val="28"/>
+          <w:szCs w:val="28"/>
+          <w:lang w:val="fr-FR"/>
+        </w:rPr>
+        <w:t>[[</w:t>
+      </w:r>
+      <w:proofErr w:type="spellStart"/>
+      <w:r>
+        <w:rPr>
+          <w:i w:val="0"/>
+          <w:color w:val="000000"/>
+          <w:sz w:val="28"/>
+          <w:szCs w:val="28"/>
+          <w:lang w:val="fr-FR"/>
+        </w:rPr>
+        <w:t>SoBan</w:t>
+      </w:r>
+      <w:proofErr w:type="spellEnd"/>
+      <w:r>
+        <w:rPr>
+          <w:i w:val="0"/>
+          <w:color w:val="000000"/>
+          <w:sz w:val="28"/>
+          <w:szCs w:val="28"/>
+          <w:lang w:val="fr-FR"/>
+        </w:rPr>
+        <w:t>]]</w:t>
+      </w:r>
+      <w:r>
+        <w:rPr>
+          <w:i w:val="0"/>
+          <w:color w:val="000000"/>
+          <w:sz w:val="28"/>
+          <w:szCs w:val="28"/>
+          <w:lang w:val="fr-FR"/>
+        </w:rPr>
+        <w:t xml:space="preserve"> </w:t>
+      </w:r>
+      <w:proofErr w:type="spellStart"/>
+      <w:r>
+        <w:rPr>
+          <w:i w:val="0"/>
+          <w:color w:val="000000"/>
+          <w:sz w:val="28"/>
+          <w:szCs w:val="28"/>
+          <w:lang w:val="fr-FR"/>
+        </w:rPr>
+        <w:t>bản</w:t>
+      </w:r>
+      <w:proofErr w:type="spellEnd"/>
+      <w:r>
+        <w:rPr>
+          <w:i w:val="0"/>
+          <w:color w:val="000000"/>
+          <w:sz w:val="28"/>
+          <w:szCs w:val="28"/>
+          <w:lang w:val="fr-FR"/>
+        </w:rPr>
+        <w:t xml:space="preserve"> </w:t>
+      </w:r>
+      <w:proofErr w:type="spellStart"/>
+      <w:r>
+        <w:rPr>
+          <w:i w:val="0"/>
+          <w:color w:val="000000"/>
+          <w:sz w:val="28"/>
+          <w:szCs w:val="28"/>
+          <w:lang w:val="fr-FR"/>
+        </w:rPr>
+        <w:t>và</w:t>
+      </w:r>
+      <w:proofErr w:type="spellEnd"/>
+      <w:r>
+        <w:rPr>
+          <w:i w:val="0"/>
+          <w:color w:val="000000"/>
+          <w:sz w:val="28"/>
+          <w:szCs w:val="28"/>
+          <w:lang w:val="fr-FR"/>
+        </w:rPr>
+        <w:t xml:space="preserve"> </w:t>
+      </w:r>
+      <w:proofErr w:type="spellStart"/>
+      <w:r>
+        <w:rPr>
+          <w:i w:val="0"/>
+          <w:color w:val="000000"/>
+          <w:sz w:val="28"/>
+          <w:szCs w:val="28"/>
+          <w:lang w:val="fr-FR"/>
+        </w:rPr>
+        <w:t>giao</w:t>
+      </w:r>
+      <w:proofErr w:type="spellEnd"/>
+      <w:r>
+        <w:rPr>
+          <w:i w:val="0"/>
+          <w:color w:val="000000"/>
+          <w:sz w:val="28"/>
+          <w:szCs w:val="28"/>
+          <w:lang w:val="fr-FR"/>
+        </w:rPr>
+        <w:t xml:space="preserve"> </w:t>
+      </w:r>
+      <w:proofErr w:type="spellStart"/>
+      <w:r>
+        <w:rPr>
+          <w:i w:val="0"/>
+          <w:color w:val="000000"/>
+          <w:sz w:val="28"/>
+          <w:szCs w:val="28"/>
+          <w:lang w:val="fr-FR"/>
+        </w:rPr>
+        <w:t>cho</w:t>
+      </w:r>
+      <w:proofErr w:type="spellEnd"/>
+      <w:r>
+        <w:rPr>
+          <w:i w:val="0"/>
+          <w:color w:val="000000"/>
+          <w:sz w:val="28"/>
+          <w:szCs w:val="28"/>
+          <w:lang w:val="fr-FR"/>
+        </w:rPr>
+        <w:t xml:space="preserve"> </w:t>
+      </w:r>
+      <w:r>
+        <w:rPr>
+          <w:i w:val="0"/>
+          <w:color w:val="000000"/>
+          <w:sz w:val="28"/>
+          <w:szCs w:val="28"/>
+          <w:lang w:val="fr-FR"/>
+        </w:rPr>
+        <w:t>[[</w:t>
+      </w:r>
+      <w:proofErr w:type="spellStart"/>
+      <w:r>
+        <w:rPr>
+          <w:i w:val="0"/>
+          <w:color w:val="000000"/>
+          <w:sz w:val="28"/>
+          <w:szCs w:val="28"/>
+          <w:lang w:val="fr-FR"/>
+        </w:rPr>
+        <w:t>NguoiNhanBanGiao</w:t>
+      </w:r>
+      <w:proofErr w:type="spellEnd"/>
+      <w:r>
+        <w:rPr>
+          <w:i w:val="0"/>
+          <w:color w:val="000000"/>
+          <w:sz w:val="28"/>
+          <w:szCs w:val="28"/>
+          <w:lang w:val="fr-FR"/>
+        </w:rPr>
+        <w:t>]]</w:t>
       </w:r>
       <w:r>
         <w:rPr>
@@ -816,7 +2939,7 @@
 </file>
 
 <file path=word/endnotes.xml><?xml version="1.0" encoding="utf-8"?>
-<w:endnotes xmlns:wpc="http://schemas.microsoft.com/office/word/2010/wordprocessingCanvas" xmlns:cx="http://schemas.microsoft.com/office/drawing/2014/chartex" xmlns:cx1="http://schemas.microsoft.com/office/drawing/2015/9/8/chartex" xmlns:cx2="http://schemas.microsoft.com/office/drawing/2015/10/21/chartex" xmlns:cx3="http://schemas.microsoft.com/office/drawing/2016/5/9/chartex" xmlns:cx4="http://schemas.microsoft.com/office/drawing/2016/5/10/chartex" xmlns:cx5="http://schemas.microsoft.com/office/drawing/2016/5/11/chartex" xmlns:cx6="http://schemas.microsoft.com/office/drawing/2016/5/12/chartex" xmlns:cx7="http://schemas.microsoft.com/office/drawing/2016/5/13/chartex" xmlns:cx8="http://schemas.microsoft.com/office/drawing/2016/5/14/chartex" xmlns:mc="http://schemas.openxmlformats.org/markup-compatibility/2006" xmlns:aink="http://schemas.microsoft.com/office/drawing/2016/ink" xmlns:am3d="http://schemas.microsoft.com/office/drawing/2017/model3d" xmlns:o="urn:schemas-microsoft-com:office:office" xmlns:oel="http://schemas.microsoft.com/office/2019/extlst" xmlns:r="http://schemas.openxmlformats.org/officeDocument/2006/relationships" xmlns:m="http://schemas.openxmlformats.org/officeDocument/2006/math" xmlns:v="urn:schemas-microsoft-com:vml" xmlns:wp14="http://schemas.microsoft.com/office/word/2010/wordprocessingDrawing" xmlns:wp="http://schemas.openxmlformats.org/drawingml/2006/wordprocessingDrawing" xmlns:w10="urn:schemas-microsoft-com:office:word" xmlns:w="http://schemas.openxmlformats.org/wordprocessingml/2006/main" xmlns:w14="http://schemas.microsoft.com/office/word/2010/wordml" xmlns:w15="http://schemas.microsoft.com/office/word/2012/wordml" xmlns:w16cex="http://schemas.microsoft.com/office/word/2018/wordml/cex" xmlns:w16cid="http://schemas.microsoft.com/office/word/2016/wordml/cid" xmlns:w16="http://schemas.microsoft.com/office/word/2018/wordml" xmlns:w16du="http://schemas.microsoft.com/office/word/2023/wordml/word16du" xmlns:w16sdtdh="http://schemas.microsoft.com/office/word/2020/wordml/sdtdatahash" xmlns:w16sdtfl="http://schemas.microsoft.com/office/word/2024/wordml/sdtformatlock" xmlns:w16se="http://schemas.microsoft.com/office/word/2015/wordml/symex" xmlns:wpg="http://schemas.microsoft.com/office/word/2010/wordprocessingGroup" xmlns:wpi="http://schemas.microsoft.com/office/word/2010/wordprocessingInk" xmlns:wne="http://schemas.microsoft.com/office/word/2006/wordml" xmlns:wps="http://schemas.microsoft.com/office/word/2010/wordprocessingShape" mc:Ignorable="w14 w15 w16se w16cid w16 w16cex w16sdtdh w16sdtfl w16du wp14">
+<w:endnotes xmlns:wpc="http://schemas.microsoft.com/office/word/2010/wordprocessingCanvas" xmlns:cx="http://schemas.microsoft.com/office/drawing/2014/chartex" xmlns:cx1="http://schemas.microsoft.com/office/drawing/2015/9/8/chartex" xmlns:cx2="http://schemas.microsoft.com/office/drawing/2015/10/21/chartex" xmlns:cx3="http://schemas.microsoft.com/office/drawing/2016/5/9/chartex" xmlns:cx4="http://schemas.microsoft.com/office/drawing/2016/5/10/chartex" xmlns:cx5="http://schemas.microsoft.com/office/drawing/2016/5/11/chartex" xmlns:cx6="http://schemas.microsoft.com/office/drawing/2016/5/12/chartex" xmlns:cx7="http://schemas.microsoft.com/office/drawing/2016/5/13/chartex" xmlns:cx8="http://schemas.microsoft.com/office/drawing/2016/5/14/chartex" xmlns:mc="http://schemas.openxmlformats.org/markup-compatibility/2006" xmlns:aink="http://schemas.microsoft.com/office/drawing/2016/ink" xmlns:am3d="http://schemas.microsoft.com/office/drawing/2017/model3d" xmlns:o="urn:schemas-microsoft-com:office:office" xmlns:oel="http://schemas.microsoft.com/office/2019/extlst" xmlns:r="http://schemas.openxmlformats.org/officeDocument/2006/relationships" xmlns:m="http://schemas.openxmlformats.org/officeDocument/2006/math" xmlns:v="urn:schemas-microsoft-com:vml" xmlns:wp14="http://schemas.microsoft.com/office/word/2010/wordprocessingDrawing" xmlns:wp="http://schemas.openxmlformats.org/drawingml/2006/wordprocessingDrawing" xmlns:w10="urn:schemas-microsoft-com:office:word" xmlns:w="http://schemas.openxmlformats.org/wordprocessingml/2006/main" xmlns:w14="http://schemas.microsoft.com/office/word/2010/wordml" xmlns:w15="http://schemas.microsoft.com/office/word/2012/wordml" xmlns:w16cex="http://schemas.microsoft.com/office/word/2018/wordml/cex" xmlns:w16cid="http://schemas.microsoft.com/office/word/2016/wordml/cid" xmlns:w16="http://schemas.microsoft.com/office/word/2018/wordml" xmlns:w16sdtdh="http://schemas.microsoft.com/office/word/2020/wordml/sdtdatahash" xmlns:w16se="http://schemas.microsoft.com/office/word/2015/wordml/symex" xmlns:wpg="http://schemas.microsoft.com/office/word/2010/wordprocessingGroup" xmlns:wpi="http://schemas.microsoft.com/office/word/2010/wordprocessingInk" xmlns:wne="http://schemas.microsoft.com/office/word/2006/wordml" xmlns:wps="http://schemas.microsoft.com/office/word/2010/wordprocessingShape" mc:Ignorable="w14 w15 w16se w16cid w16 w16cex w16sdtdh wp14">
   <w:endnote w:type="separator" w:id="-1">
     <w:p>
       <w:r>
@@ -835,7 +2958,7 @@
 </file>
 
 <file path=word/footnotes.xml><?xml version="1.0" encoding="utf-8"?>
-<w:footnotes xmlns:wpc="http://schemas.microsoft.com/office/word/2010/wordprocessingCanvas" xmlns:cx="http://schemas.microsoft.com/office/drawing/2014/chartex" xmlns:cx1="http://schemas.microsoft.com/office/drawing/2015/9/8/chartex" xmlns:cx2="http://schemas.microsoft.com/office/drawing/2015/10/21/chartex" xmlns:cx3="http://schemas.microsoft.com/office/drawing/2016/5/9/chartex" xmlns:cx4="http://schemas.microsoft.com/office/drawing/2016/5/10/chartex" xmlns:cx5="http://schemas.microsoft.com/office/drawing/2016/5/11/chartex" xmlns:cx6="http://schemas.microsoft.com/office/drawing/2016/5/12/chartex" xmlns:cx7="http://schemas.microsoft.com/office/drawing/2016/5/13/chartex" xmlns:cx8="http://schemas.microsoft.com/office/drawing/2016/5/14/chartex" xmlns:mc="http://schemas.openxmlformats.org/markup-compatibility/2006" xmlns:aink="http://schemas.microsoft.com/office/drawing/2016/ink" xmlns:am3d="http://schemas.microsoft.com/office/drawing/2017/model3d" xmlns:o="urn:schemas-microsoft-com:office:office" xmlns:oel="http://schemas.microsoft.com/office/2019/extlst" xmlns:r="http://schemas.openxmlformats.org/officeDocument/2006/relationships" xmlns:m="http://schemas.openxmlformats.org/officeDocument/2006/math" xmlns:v="urn:schemas-microsoft-com:vml" xmlns:wp14="http://schemas.microsoft.com/office/word/2010/wordprocessingDrawing" xmlns:wp="http://schemas.openxmlformats.org/drawingml/2006/wordprocessingDrawing" xmlns:w10="urn:schemas-microsoft-com:office:word" xmlns:w="http://schemas.openxmlformats.org/wordprocessingml/2006/main" xmlns:w14="http://schemas.microsoft.com/office/word/2010/wordml" xmlns:w15="http://schemas.microsoft.com/office/word/2012/wordml" xmlns:w16cex="http://schemas.microsoft.com/office/word/2018/wordml/cex" xmlns:w16cid="http://schemas.microsoft.com/office/word/2016/wordml/cid" xmlns:w16="http://schemas.microsoft.com/office/word/2018/wordml" xmlns:w16du="http://schemas.microsoft.com/office/word/2023/wordml/word16du" xmlns:w16sdtdh="http://schemas.microsoft.com/office/word/2020/wordml/sdtdatahash" xmlns:w16sdtfl="http://schemas.microsoft.com/office/word/2024/wordml/sdtformatlock" xmlns:w16se="http://schemas.microsoft.com/office/word/2015/wordml/symex" xmlns:wpg="http://schemas.microsoft.com/office/word/2010/wordprocessingGroup" xmlns:wpi="http://schemas.microsoft.com/office/word/2010/wordprocessingInk" xmlns:wne="http://schemas.microsoft.com/office/word/2006/wordml" xmlns:wps="http://schemas.microsoft.com/office/word/2010/wordprocessingShape" mc:Ignorable="w14 w15 w16se w16cid w16 w16cex w16sdtdh w16sdtfl w16du wp14">
+<w:footnotes xmlns:wpc="http://schemas.microsoft.com/office/word/2010/wordprocessingCanvas" xmlns:cx="http://schemas.microsoft.com/office/drawing/2014/chartex" xmlns:cx1="http://schemas.microsoft.com/office/drawing/2015/9/8/chartex" xmlns:cx2="http://schemas.microsoft.com/office/drawing/2015/10/21/chartex" xmlns:cx3="http://schemas.microsoft.com/office/drawing/2016/5/9/chartex" xmlns:cx4="http://schemas.microsoft.com/office/drawing/2016/5/10/chartex" xmlns:cx5="http://schemas.microsoft.com/office/drawing/2016/5/11/chartex" xmlns:cx6="http://schemas.microsoft.com/office/drawing/2016/5/12/chartex" xmlns:cx7="http://schemas.microsoft.com/office/drawing/2016/5/13/chartex" xmlns:cx8="http://schemas.microsoft.com/office/drawing/2016/5/14/chartex" xmlns:mc="http://schemas.openxmlformats.org/markup-compatibility/2006" xmlns:aink="http://schemas.microsoft.com/office/drawing/2016/ink" xmlns:am3d="http://schemas.microsoft.com/office/drawing/2017/model3d" xmlns:o="urn:schemas-microsoft-com:office:office" xmlns:oel="http://schemas.microsoft.com/office/2019/extlst" xmlns:r="http://schemas.openxmlformats.org/officeDocument/2006/relationships" xmlns:m="http://schemas.openxmlformats.org/officeDocument/2006/math" xmlns:v="urn:schemas-microsoft-com:vml" xmlns:wp14="http://schemas.microsoft.com/office/word/2010/wordprocessingDrawing" xmlns:wp="http://schemas.openxmlformats.org/drawingml/2006/wordprocessingDrawing" xmlns:w10="urn:schemas-microsoft-com:office:word" xmlns:w="http://schemas.openxmlformats.org/wordprocessingml/2006/main" xmlns:w14="http://schemas.microsoft.com/office/word/2010/wordml" xmlns:w15="http://schemas.microsoft.com/office/word/2012/wordml" xmlns:w16cex="http://schemas.microsoft.com/office/word/2018/wordml/cex" xmlns:w16cid="http://schemas.microsoft.com/office/word/2016/wordml/cid" xmlns:w16="http://schemas.microsoft.com/office/word/2018/wordml" xmlns:w16sdtdh="http://schemas.microsoft.com/office/word/2020/wordml/sdtdatahash" xmlns:w16se="http://schemas.microsoft.com/office/word/2015/wordml/symex" xmlns:wpg="http://schemas.microsoft.com/office/word/2010/wordprocessingGroup" xmlns:wpi="http://schemas.microsoft.com/office/word/2010/wordprocessingInk" xmlns:wne="http://schemas.microsoft.com/office/word/2006/wordml" xmlns:wps="http://schemas.microsoft.com/office/word/2010/wordprocessingShape" mc:Ignorable="w14 w15 w16se w16cid w16 w16cex w16sdtdh wp14">
   <w:footnote w:type="separator" w:id="-1">
     <w:p>
       <w:r>
@@ -854,7 +2977,7 @@
 </file>
 
 <file path=word/header1.xml><?xml version="1.0" encoding="utf-8"?>
-<w:hdr xmlns:wpc="http://schemas.microsoft.com/office/word/2010/wordprocessingCanvas" xmlns:cx="http://schemas.microsoft.com/office/drawing/2014/chartex" xmlns:cx1="http://schemas.microsoft.com/office/drawing/2015/9/8/chartex" xmlns:cx2="http://schemas.microsoft.com/office/drawing/2015/10/21/chartex" xmlns:cx3="http://schemas.microsoft.com/office/drawing/2016/5/9/chartex" xmlns:cx4="http://schemas.microsoft.com/office/drawing/2016/5/10/chartex" xmlns:cx5="http://schemas.microsoft.com/office/drawing/2016/5/11/chartex" xmlns:cx6="http://schemas.microsoft.com/office/drawing/2016/5/12/chartex" xmlns:cx7="http://schemas.microsoft.com/office/drawing/2016/5/13/chartex" xmlns:cx8="http://schemas.microsoft.com/office/drawing/2016/5/14/chartex" xmlns:mc="http://schemas.openxmlformats.org/markup-compatibility/2006" xmlns:aink="http://schemas.microsoft.com/office/drawing/2016/ink" xmlns:am3d="http://schemas.microsoft.com/office/drawing/2017/model3d" xmlns:o="urn:schemas-microsoft-com:office:office" xmlns:oel="http://schemas.microsoft.com/office/2019/extlst" xmlns:r="http://schemas.openxmlformats.org/officeDocument/2006/relationships" xmlns:m="http://schemas.openxmlformats.org/officeDocument/2006/math" xmlns:v="urn:schemas-microsoft-com:vml" xmlns:wp14="http://schemas.microsoft.com/office/word/2010/wordprocessingDrawing" xmlns:wp="http://schemas.openxmlformats.org/drawingml/2006/wordprocessingDrawing" xmlns:w10="urn:schemas-microsoft-com:office:word" xmlns:w="http://schemas.openxmlformats.org/wordprocessingml/2006/main" xmlns:w14="http://schemas.microsoft.com/office/word/2010/wordml" xmlns:w15="http://schemas.microsoft.com/office/word/2012/wordml" xmlns:w16cex="http://schemas.microsoft.com/office/word/2018/wordml/cex" xmlns:w16cid="http://schemas.microsoft.com/office/word/2016/wordml/cid" xmlns:w16="http://schemas.microsoft.com/office/word/2018/wordml" xmlns:w16du="http://schemas.microsoft.com/office/word/2023/wordml/word16du" xmlns:w16sdtdh="http://schemas.microsoft.com/office/word/2020/wordml/sdtdatahash" xmlns:w16sdtfl="http://schemas.microsoft.com/office/word/2024/wordml/sdtformatlock" xmlns:w16se="http://schemas.microsoft.com/office/word/2015/wordml/symex" xmlns:wpg="http://schemas.microsoft.com/office/word/2010/wordprocessingGroup" xmlns:wpi="http://schemas.microsoft.com/office/word/2010/wordprocessingInk" xmlns:wne="http://schemas.microsoft.com/office/word/2006/wordml" xmlns:wps="http://schemas.microsoft.com/office/word/2010/wordprocessingShape" mc:Ignorable="w14 w15 w16se w16cid w16 w16cex w16sdtdh w16sdtfl w16du wp14">
+<w:hdr xmlns:wpc="http://schemas.microsoft.com/office/word/2010/wordprocessingCanvas" xmlns:cx="http://schemas.microsoft.com/office/drawing/2014/chartex" xmlns:cx1="http://schemas.microsoft.com/office/drawing/2015/9/8/chartex" xmlns:cx2="http://schemas.microsoft.com/office/drawing/2015/10/21/chartex" xmlns:cx3="http://schemas.microsoft.com/office/drawing/2016/5/9/chartex" xmlns:cx4="http://schemas.microsoft.com/office/drawing/2016/5/10/chartex" xmlns:cx5="http://schemas.microsoft.com/office/drawing/2016/5/11/chartex" xmlns:cx6="http://schemas.microsoft.com/office/drawing/2016/5/12/chartex" xmlns:cx7="http://schemas.microsoft.com/office/drawing/2016/5/13/chartex" xmlns:cx8="http://schemas.microsoft.com/office/drawing/2016/5/14/chartex" xmlns:mc="http://schemas.openxmlformats.org/markup-compatibility/2006" xmlns:aink="http://schemas.microsoft.com/office/drawing/2016/ink" xmlns:am3d="http://schemas.microsoft.com/office/drawing/2017/model3d" xmlns:o="urn:schemas-microsoft-com:office:office" xmlns:oel="http://schemas.microsoft.com/office/2019/extlst" xmlns:r="http://schemas.openxmlformats.org/officeDocument/2006/relationships" xmlns:m="http://schemas.openxmlformats.org/officeDocument/2006/math" xmlns:v="urn:schemas-microsoft-com:vml" xmlns:wp14="http://schemas.microsoft.com/office/word/2010/wordprocessingDrawing" xmlns:wp="http://schemas.openxmlformats.org/drawingml/2006/wordprocessingDrawing" xmlns:w10="urn:schemas-microsoft-com:office:word" xmlns:w="http://schemas.openxmlformats.org/wordprocessingml/2006/main" xmlns:w14="http://schemas.microsoft.com/office/word/2010/wordml" xmlns:w15="http://schemas.microsoft.com/office/word/2012/wordml" xmlns:w16cex="http://schemas.microsoft.com/office/word/2018/wordml/cex" xmlns:w16cid="http://schemas.microsoft.com/office/word/2016/wordml/cid" xmlns:w16="http://schemas.microsoft.com/office/word/2018/wordml" xmlns:w16sdtdh="http://schemas.microsoft.com/office/word/2020/wordml/sdtdatahash" xmlns:w16se="http://schemas.microsoft.com/office/word/2015/wordml/symex" xmlns:wpg="http://schemas.microsoft.com/office/word/2010/wordprocessingGroup" xmlns:wpi="http://schemas.microsoft.com/office/word/2010/wordprocessingInk" xmlns:wne="http://schemas.microsoft.com/office/word/2006/wordml" xmlns:wps="http://schemas.microsoft.com/office/word/2010/wordprocessingShape" mc:Ignorable="w14 w15 w16se w16cid w16 w16cex w16sdtdh wp14">
   <w:p>
     <w:pPr>
       <w:pStyle w:val="Header"/>
@@ -872,7 +2995,7 @@
 </file>
 
 <file path=word/numbering.xml><?xml version="1.0" encoding="utf-8"?>
-<w:numbering xmlns:wpc="http://schemas.microsoft.com/office/word/2010/wordprocessingCanvas" xmlns:cx="http://schemas.microsoft.com/office/drawing/2014/chartex" xmlns:cx1="http://schemas.microsoft.com/office/drawing/2015/9/8/chartex" xmlns:cx2="http://schemas.microsoft.com/office/drawing/2015/10/21/chartex" xmlns:cx3="http://schemas.microsoft.com/office/drawing/2016/5/9/chartex" xmlns:cx4="http://schemas.microsoft.com/office/drawing/2016/5/10/chartex" xmlns:cx5="http://schemas.microsoft.com/office/drawing/2016/5/11/chartex" xmlns:cx6="http://schemas.microsoft.com/office/drawing/2016/5/12/chartex" xmlns:cx7="http://schemas.microsoft.com/office/drawing/2016/5/13/chartex" xmlns:cx8="http://schemas.microsoft.com/office/drawing/2016/5/14/chartex" xmlns:mc="http://schemas.openxmlformats.org/markup-compatibility/2006" xmlns:aink="http://schemas.microsoft.com/office/drawing/2016/ink" xmlns:am3d="http://schemas.microsoft.com/office/drawing/2017/model3d" xmlns:o="urn:schemas-microsoft-com:office:office" xmlns:oel="http://schemas.microsoft.com/office/2019/extlst" xmlns:r="http://schemas.openxmlformats.org/officeDocument/2006/relationships" xmlns:m="http://schemas.openxmlformats.org/officeDocument/2006/math" xmlns:v="urn:schemas-microsoft-com:vml" xmlns:wp14="http://schemas.microsoft.com/office/word/2010/wordprocessingDrawing" xmlns:wp="http://schemas.openxmlformats.org/drawingml/2006/wordprocessingDrawing" xmlns:w10="urn:schemas-microsoft-com:office:word" xmlns:w="http://schemas.openxmlformats.org/wordprocessingml/2006/main" xmlns:w14="http://schemas.microsoft.com/office/word/2010/wordml" xmlns:w15="http://schemas.microsoft.com/office/word/2012/wordml" xmlns:w16cex="http://schemas.microsoft.com/office/word/2018/wordml/cex" xmlns:w16cid="http://schemas.microsoft.com/office/word/2016/wordml/cid" xmlns:w16="http://schemas.microsoft.com/office/word/2018/wordml" xmlns:w16du="http://schemas.microsoft.com/office/word/2023/wordml/word16du" xmlns:w16sdtdh="http://schemas.microsoft.com/office/word/2020/wordml/sdtdatahash" xmlns:w16sdtfl="http://schemas.microsoft.com/office/word/2024/wordml/sdtformatlock" xmlns:w16se="http://schemas.microsoft.com/office/word/2015/wordml/symex" xmlns:wpg="http://schemas.microsoft.com/office/word/2010/wordprocessingGroup" xmlns:wpi="http://schemas.microsoft.com/office/word/2010/wordprocessingInk" xmlns:wne="http://schemas.microsoft.com/office/word/2006/wordml" xmlns:wps="http://schemas.microsoft.com/office/word/2010/wordprocessingShape" mc:Ignorable="w14 w15 w16se w16cid w16 w16cex w16sdtdh w16sdtfl w16du wp14">
+<w:numbering xmlns:wpc="http://schemas.microsoft.com/office/word/2010/wordprocessingCanvas" xmlns:cx="http://schemas.microsoft.com/office/drawing/2014/chartex" xmlns:cx1="http://schemas.microsoft.com/office/drawing/2015/9/8/chartex" xmlns:cx2="http://schemas.microsoft.com/office/drawing/2015/10/21/chartex" xmlns:cx3="http://schemas.microsoft.com/office/drawing/2016/5/9/chartex" xmlns:cx4="http://schemas.microsoft.com/office/drawing/2016/5/10/chartex" xmlns:cx5="http://schemas.microsoft.com/office/drawing/2016/5/11/chartex" xmlns:cx6="http://schemas.microsoft.com/office/drawing/2016/5/12/chartex" xmlns:cx7="http://schemas.microsoft.com/office/drawing/2016/5/13/chartex" xmlns:cx8="http://schemas.microsoft.com/office/drawing/2016/5/14/chartex" xmlns:mc="http://schemas.openxmlformats.org/markup-compatibility/2006" xmlns:aink="http://schemas.microsoft.com/office/drawing/2016/ink" xmlns:am3d="http://schemas.microsoft.com/office/drawing/2017/model3d" xmlns:o="urn:schemas-microsoft-com:office:office" xmlns:oel="http://schemas.microsoft.com/office/2019/extlst" xmlns:r="http://schemas.openxmlformats.org/officeDocument/2006/relationships" xmlns:m="http://schemas.openxmlformats.org/officeDocument/2006/math" xmlns:v="urn:schemas-microsoft-com:vml" xmlns:wp14="http://schemas.microsoft.com/office/word/2010/wordprocessingDrawing" xmlns:wp="http://schemas.openxmlformats.org/drawingml/2006/wordprocessingDrawing" xmlns:w10="urn:schemas-microsoft-com:office:word" xmlns:w="http://schemas.openxmlformats.org/wordprocessingml/2006/main" xmlns:w14="http://schemas.microsoft.com/office/word/2010/wordml" xmlns:w15="http://schemas.microsoft.com/office/word/2012/wordml" xmlns:w16cex="http://schemas.microsoft.com/office/word/2018/wordml/cex" xmlns:w16cid="http://schemas.microsoft.com/office/word/2016/wordml/cid" xmlns:w16="http://schemas.microsoft.com/office/word/2018/wordml" xmlns:w16sdtdh="http://schemas.microsoft.com/office/word/2020/wordml/sdtdatahash" xmlns:w16se="http://schemas.microsoft.com/office/word/2015/wordml/symex" xmlns:wpg="http://schemas.microsoft.com/office/word/2010/wordprocessingGroup" xmlns:wpi="http://schemas.microsoft.com/office/word/2010/wordprocessingInk" xmlns:wne="http://schemas.microsoft.com/office/word/2006/wordml" xmlns:wps="http://schemas.microsoft.com/office/word/2010/wordprocessingShape" mc:Ignorable="w14 w15 w16se w16cid w16 w16cex w16sdtdh wp14">
   <w:abstractNum w:abstractNumId="0" w15:restartNumberingAfterBreak="0">
     <w:nsid w:val="01374818"/>
     <w:multiLevelType w:val="hybridMultilevel"/>
@@ -4539,7 +6662,7 @@
 </file>
 
 <file path=word/styles.xml><?xml version="1.0" encoding="utf-8"?>
-<w:styles xmlns:mc="http://schemas.openxmlformats.org/markup-compatibility/2006" xmlns:r="http://schemas.openxmlformats.org/officeDocument/2006/relationships" xmlns:w="http://schemas.openxmlformats.org/wordprocessingml/2006/main" xmlns:w14="http://schemas.microsoft.com/office/word/2010/wordml" xmlns:w15="http://schemas.microsoft.com/office/word/2012/wordml" xmlns:w16cex="http://schemas.microsoft.com/office/word/2018/wordml/cex" xmlns:w16cid="http://schemas.microsoft.com/office/word/2016/wordml/cid" xmlns:w16="http://schemas.microsoft.com/office/word/2018/wordml" xmlns:w16du="http://schemas.microsoft.com/office/word/2023/wordml/word16du" xmlns:w16sdtdh="http://schemas.microsoft.com/office/word/2020/wordml/sdtdatahash" xmlns:w16sdtfl="http://schemas.microsoft.com/office/word/2024/wordml/sdtformatlock" xmlns:w16se="http://schemas.microsoft.com/office/word/2015/wordml/symex" mc:Ignorable="w14 w15 w16se w16cid w16 w16cex w16sdtdh w16sdtfl w16du">
+<w:styles xmlns:mc="http://schemas.openxmlformats.org/markup-compatibility/2006" xmlns:r="http://schemas.openxmlformats.org/officeDocument/2006/relationships" xmlns:w="http://schemas.openxmlformats.org/wordprocessingml/2006/main" xmlns:w14="http://schemas.microsoft.com/office/word/2010/wordml" xmlns:w15="http://schemas.microsoft.com/office/word/2012/wordml" xmlns:w16cex="http://schemas.microsoft.com/office/word/2018/wordml/cex" xmlns:w16cid="http://schemas.microsoft.com/office/word/2016/wordml/cid" xmlns:w16="http://schemas.microsoft.com/office/word/2018/wordml" xmlns:w16sdtdh="http://schemas.microsoft.com/office/word/2020/wordml/sdtdatahash" xmlns:w16se="http://schemas.microsoft.com/office/word/2015/wordml/symex" mc:Ignorable="w14 w15 w16se w16cid w16 w16cex w16sdtdh">
   <w:docDefaults>
     <w:rPrDefault>
       <w:rPr>
